--- a/Backend/Director_Disclosure/Output_Disclosures/2024-25/AYN_LOGISTICS_INFRA_PRIVATE_LIMITED/MBP-1/MBP1_JAYMEEN_MAHENDRABHAI_PATEL_10594498.docx
+++ b/Backend/Director_Disclosure/Output_Disclosures/2024-25/AYN_LOGISTICS_INFRA_PRIVATE_LIMITED/MBP-1/MBP1_JAYMEEN_MAHENDRABHAI_PATEL_10594498.docx
@@ -93,182 +93,17 @@
     </w:p>
     <w:p>
       <w:pPr>
-        <w:spacing w:before="0" w:after="0"/>
-        <w:jc w:val="left"/>
-      </w:pPr>
-      <w:r>
-        <w:rPr>
-          <w:rFonts w:ascii="Adani" w:hAnsi="Adani"/>
-          <w:b w:val="0"/>
-          <w:sz w:val="20"/>
-          <w:u w:val="none"/>
-        </w:rPr>
-        <w:t>KARNAVATI AVIATION PRIVATE LIMITED</w:t>
-      </w:r>
-    </w:p>
-    <w:p>
-      <w:pPr>
-        <w:spacing w:before="0" w:after="0"/>
-        <w:jc w:val="left"/>
-      </w:pPr>
-      <w:r>
-        <w:rPr>
-          <w:rFonts w:ascii="Adani" w:hAnsi="Adani"/>
-          <w:b w:val="0"/>
-          <w:sz w:val="20"/>
-          <w:u w:val="none"/>
-        </w:rPr>
-        <w:t>AYN LOGISTICS INFRA PRIVATE LIMITED</w:t>
-      </w:r>
-    </w:p>
-    <w:p>
-      <w:pPr>
-        <w:spacing w:before="0" w:after="0"/>
-        <w:jc w:val="left"/>
-      </w:pPr>
-      <w:r>
-        <w:rPr>
-          <w:rFonts w:ascii="Adani" w:hAnsi="Adani"/>
-          <w:b w:val="0"/>
-          <w:sz w:val="20"/>
-          <w:u w:val="none"/>
-        </w:rPr>
-        <w:t>BEAMX INFRA PRIVATE LIMITED</w:t>
-      </w:r>
-    </w:p>
-    <w:p>
-      <w:pPr>
-        <w:spacing w:before="0" w:after="0"/>
-        <w:jc w:val="left"/>
-      </w:pPr>
-      <w:r>
-        <w:rPr>
-          <w:rFonts w:ascii="Adani" w:hAnsi="Adani"/>
-          <w:b w:val="0"/>
-          <w:sz w:val="20"/>
-          <w:u w:val="none"/>
-        </w:rPr>
-        <w:t>INFRADIGEST DEVELOPERS PRIVATE LIMITED</w:t>
-      </w:r>
-    </w:p>
-    <w:p>
-      <w:pPr>
-        <w:spacing w:before="0" w:after="0"/>
-        <w:jc w:val="left"/>
-      </w:pPr>
-      <w:r>
-        <w:rPr>
-          <w:rFonts w:ascii="Adani" w:hAnsi="Adani"/>
-          <w:b w:val="0"/>
-          <w:sz w:val="20"/>
-          <w:u w:val="none"/>
-        </w:rPr>
-        <w:t>KLIPTEK PROJECTS PRIVATE LIMITED</w:t>
-      </w:r>
-    </w:p>
-    <w:p>
-      <w:pPr>
-        <w:spacing w:before="0" w:after="0"/>
-        <w:jc w:val="left"/>
-      </w:pPr>
-      <w:r>
-        <w:rPr>
-          <w:rFonts w:ascii="Adani" w:hAnsi="Adani"/>
-          <w:b w:val="0"/>
-          <w:sz w:val="20"/>
-          <w:u w:val="none"/>
-        </w:rPr>
-        <w:t>WEST PEAK DATA CENTER PRIVATE LIMITED</w:t>
-      </w:r>
-    </w:p>
-    <w:p>
-      <w:pPr>
-        <w:spacing w:before="0" w:after="0"/>
-        <w:jc w:val="left"/>
-      </w:pPr>
-      <w:r>
-        <w:rPr>
-          <w:rFonts w:ascii="Adani" w:hAnsi="Adani"/>
-          <w:b w:val="0"/>
-          <w:sz w:val="20"/>
-          <w:u w:val="none"/>
-        </w:rPr>
-        <w:t>RG DATA CENTER PRIVATE LIMITED</w:t>
-      </w:r>
-    </w:p>
-    <w:p>
-      <w:pPr>
-        <w:spacing w:before="0" w:after="0"/>
-        <w:jc w:val="left"/>
-      </w:pPr>
-      <w:r>
-        <w:rPr>
-          <w:rFonts w:ascii="Adani" w:hAnsi="Adani"/>
-          <w:b w:val="0"/>
-          <w:sz w:val="20"/>
-          <w:u w:val="none"/>
-        </w:rPr>
-        <w:t>SEED BIOCOAT PRIVATE LIMITED</w:t>
-      </w:r>
-    </w:p>
-    <w:p>
-      <w:pPr>
-        <w:spacing w:before="0" w:after="0"/>
-        <w:jc w:val="left"/>
-      </w:pPr>
-      <w:r>
-        <w:rPr>
-          <w:rFonts w:ascii="Adani" w:hAnsi="Adani"/>
-          <w:b w:val="0"/>
-          <w:sz w:val="20"/>
-          <w:u w:val="none"/>
-        </w:rPr>
-        <w:t>SARWA PROJECTS PRIVATE LIMITED</w:t>
-      </w:r>
-    </w:p>
-    <w:p>
-      <w:pPr>
-        <w:spacing w:before="0" w:after="0"/>
-        <w:jc w:val="left"/>
-      </w:pPr>
-      <w:r>
-        <w:rPr>
-          <w:rFonts w:ascii="Adani" w:hAnsi="Adani"/>
-          <w:b w:val="0"/>
-          <w:sz w:val="20"/>
-          <w:u w:val="none"/>
-        </w:rPr>
-        <w:t>NIHITA GREEN ENERGY PRIVATE LIMITED</w:t>
-      </w:r>
-    </w:p>
-    <w:p>
-      <w:pPr>
-        <w:spacing w:before="0" w:after="0"/>
-        <w:jc w:val="left"/>
-      </w:pPr>
-      <w:r>
-        <w:rPr>
-          <w:rFonts w:ascii="Adani" w:hAnsi="Adani"/>
-          <w:b w:val="0"/>
-          <w:sz w:val="20"/>
-          <w:u w:val="none"/>
-        </w:rPr>
-        <w:t>VIDIP REALTORS PRIVATE LIMITED</w:t>
-      </w:r>
-    </w:p>
-    <w:p>
-      <w:pPr>
         <w:spacing w:before="0" w:after="160"/>
         <w:jc w:val="left"/>
       </w:pPr>
       <w:r>
         <w:rPr>
           <w:rFonts w:ascii="Adani" w:hAnsi="Adani"/>
-          <w:b w:val="0"/>
+          <w:b/>
           <w:sz w:val="20"/>
           <w:u w:val="none"/>
         </w:rPr>
-        <w:t>ADANI AGRI LOGISTICS LIMITED</w:t>
+        <w:t>AYN LOGISTICS INFRA PRIVATE LIMITED</w:t>
       </w:r>
     </w:p>
     <w:p>
@@ -838,7 +673,7 @@
                 <w:sz w:val="18"/>
                 <w:u w:val="none"/>
               </w:rPr>
-              <w:t>BEAMX INFRA PRIVATE LIMITED</w:t>
+              <w:t>INFRADIGEST DEVELOPERS PRIVATE LIMITED</w:t>
             </w:r>
           </w:p>
         </w:tc>
@@ -980,7 +815,7 @@
                 <w:sz w:val="18"/>
                 <w:u w:val="none"/>
               </w:rPr>
-              <w:t>INFRADIGEST DEVELOPERS PRIVATE LIMITED</w:t>
+              <w:t>BEAMX INFRA PRIVATE LIMITED</w:t>
             </w:r>
           </w:p>
         </w:tc>
@@ -1974,7 +1809,7 @@
                 <w:sz w:val="18"/>
                 <w:u w:val="none"/>
               </w:rPr>
-              <w:t>NIHITA GREEN ENERGY PRIVATE LIMITED</w:t>
+              <w:t>VIDIP REALTORS PRIVATE LIMITED</w:t>
             </w:r>
           </w:p>
         </w:tc>
@@ -2116,7 +1951,7 @@
                 <w:sz w:val="18"/>
                 <w:u w:val="none"/>
               </w:rPr>
-              <w:t>VIDIP REALTORS PRIVATE LIMITED</w:t>
+              <w:t>NIHITA GREEN ENERGY PRIVATE LIMITED</w:t>
             </w:r>
           </w:p>
         </w:tc>
@@ -2201,148 +2036,6 @@
                 <w:u w:val="none"/>
               </w:rPr>
               <w:t>30/04/2024</w:t>
-            </w:r>
-          </w:p>
-        </w:tc>
-      </w:tr>
-      <w:tr>
-        <w:tc>
-          <w:tcPr>
-            <w:tcW w:type="dxa" w:w="680"/>
-            <w:shd w:val="clear" w:color="auto" w:fill="FFFFFF"/>
-            <w:tcBorders>
-              <w:top w:val="single" w:sz="4" w:space="0" w:color="000000"/>
-              <w:left w:val="single" w:sz="4" w:space="0" w:color="000000"/>
-              <w:bottom w:val="single" w:sz="4" w:space="0" w:color="000000"/>
-              <w:right w:val="single" w:sz="4" w:space="0" w:color="000000"/>
-            </w:tcBorders>
-            <w:vAlign w:val="center"/>
-          </w:tcPr>
-          <w:p>
-            <w:pPr>
-              <w:spacing w:before="40" w:after="40"/>
-              <w:jc w:val="left"/>
-            </w:pPr>
-            <w:r>
-              <w:rPr>
-                <w:rFonts w:ascii="Adani" w:hAnsi="Adani"/>
-                <w:b w:val="0"/>
-                <w:sz w:val="18"/>
-                <w:u w:val="none"/>
-              </w:rPr>
-              <w:t>13</w:t>
-            </w:r>
-          </w:p>
-        </w:tc>
-        <w:tc>
-          <w:tcPr>
-            <w:tcW w:type="dxa" w:w="3969"/>
-            <w:shd w:val="clear" w:color="auto" w:fill="FFFFFF"/>
-            <w:tcBorders>
-              <w:top w:val="single" w:sz="4" w:space="0" w:color="000000"/>
-              <w:left w:val="single" w:sz="4" w:space="0" w:color="000000"/>
-              <w:bottom w:val="single" w:sz="4" w:space="0" w:color="000000"/>
-              <w:right w:val="single" w:sz="4" w:space="0" w:color="000000"/>
-            </w:tcBorders>
-            <w:vAlign w:val="center"/>
-          </w:tcPr>
-          <w:p>
-            <w:pPr>
-              <w:spacing w:before="40" w:after="40"/>
-              <w:jc w:val="left"/>
-            </w:pPr>
-            <w:r>
-              <w:rPr>
-                <w:rFonts w:ascii="Adani" w:hAnsi="Adani"/>
-                <w:b w:val="0"/>
-                <w:sz w:val="18"/>
-                <w:u w:val="none"/>
-              </w:rPr>
-              <w:t>ADANI AGRI LOGISTICS LIMITED</w:t>
-            </w:r>
-          </w:p>
-        </w:tc>
-        <w:tc>
-          <w:tcPr>
-            <w:tcW w:type="dxa" w:w="1814"/>
-            <w:shd w:val="clear" w:color="auto" w:fill="FFFFFF"/>
-            <w:tcBorders>
-              <w:top w:val="single" w:sz="4" w:space="0" w:color="000000"/>
-              <w:left w:val="single" w:sz="4" w:space="0" w:color="000000"/>
-              <w:bottom w:val="single" w:sz="4" w:space="0" w:color="000000"/>
-              <w:right w:val="single" w:sz="4" w:space="0" w:color="000000"/>
-            </w:tcBorders>
-            <w:vAlign w:val="center"/>
-          </w:tcPr>
-          <w:p>
-            <w:pPr>
-              <w:spacing w:before="40" w:after="40"/>
-              <w:jc w:val="left"/>
-            </w:pPr>
-            <w:r>
-              <w:rPr>
-                <w:rFonts w:ascii="Adani" w:hAnsi="Adani"/>
-                <w:b w:val="0"/>
-                <w:sz w:val="18"/>
-                <w:u w:val="none"/>
-              </w:rPr>
-              <w:t>CFO</w:t>
-            </w:r>
-          </w:p>
-        </w:tc>
-        <w:tc>
-          <w:tcPr>
-            <w:tcW w:type="dxa" w:w="1020"/>
-            <w:shd w:val="clear" w:color="auto" w:fill="FFFFFF"/>
-            <w:tcBorders>
-              <w:top w:val="single" w:sz="4" w:space="0" w:color="000000"/>
-              <w:left w:val="single" w:sz="4" w:space="0" w:color="000000"/>
-              <w:bottom w:val="single" w:sz="4" w:space="0" w:color="000000"/>
-              <w:right w:val="single" w:sz="4" w:space="0" w:color="000000"/>
-            </w:tcBorders>
-            <w:vAlign w:val="center"/>
-          </w:tcPr>
-          <w:p>
-            <w:pPr>
-              <w:spacing w:before="40" w:after="40"/>
-              <w:jc w:val="left"/>
-            </w:pPr>
-            <w:r>
-              <w:rPr>
-                <w:rFonts w:ascii="Adani" w:hAnsi="Adani"/>
-                <w:b w:val="0"/>
-                <w:sz w:val="18"/>
-                <w:u w:val="none"/>
-              </w:rPr>
-              <w:t>NIL</w:t>
-            </w:r>
-          </w:p>
-        </w:tc>
-        <w:tc>
-          <w:tcPr>
-            <w:tcW w:type="dxa" w:w="1247"/>
-            <w:shd w:val="clear" w:color="auto" w:fill="FFFFFF"/>
-            <w:tcBorders>
-              <w:top w:val="single" w:sz="4" w:space="0" w:color="000000"/>
-              <w:left w:val="single" w:sz="4" w:space="0" w:color="000000"/>
-              <w:bottom w:val="single" w:sz="4" w:space="0" w:color="000000"/>
-              <w:right w:val="single" w:sz="4" w:space="0" w:color="000000"/>
-            </w:tcBorders>
-            <w:vAlign w:val="center"/>
-          </w:tcPr>
-          <w:p>
-            <w:pPr>
-              <w:spacing w:before="40" w:after="40"/>
-              <w:jc w:val="left"/>
-            </w:pPr>
-            <w:r>
-              <w:rPr>
-                <w:rFonts w:ascii="Adani" w:hAnsi="Adani"/>
-                <w:b w:val="0"/>
-                <w:sz w:val="18"/>
-                <w:u w:val="none"/>
-              </w:rPr>
-              <w:t>08/02/2021</w:t>
             </w:r>
           </w:p>
         </w:tc>
@@ -2579,7 +2272,7 @@
                 <w:sz w:val="18"/>
                 <w:u w:val="none"/>
               </w:rPr>
-              <w:t>Date:   07th May, 2026</w:t>
+              <w:t>Date:   15th May, 2026</w:t>
             </w:r>
           </w:p>
         </w:tc>
@@ -2845,174 +2538,441 @@
         <w:t>:</w:t>
       </w:r>
     </w:p>
-    <w:p>
-      <w:pPr>
-        <w:pStyle w:val="ListNumber"/>
-        <w:spacing w:before="0" w:after="40"/>
-        <w:ind w:left="720"/>
-      </w:pPr>
-      <w:r>
-        <w:rPr>
-          <w:rFonts w:ascii="Adani" w:hAnsi="Adani"/>
-          <w:b w:val="0"/>
-          <w:sz w:val="20"/>
-          <w:u w:val="none"/>
-        </w:rPr>
-        <w:t>Father</w:t>
-        <w:tab/>
-        <w:tab/>
-        <w:t>:</w:t>
-        <w:tab/>
-        <w:t>NIL</w:t>
-      </w:r>
-    </w:p>
-    <w:p>
-      <w:pPr>
-        <w:pStyle w:val="ListNumber"/>
-        <w:spacing w:before="0" w:after="40"/>
-        <w:ind w:left="720"/>
-      </w:pPr>
-      <w:r>
-        <w:rPr>
-          <w:rFonts w:ascii="Adani" w:hAnsi="Adani"/>
-          <w:b w:val="0"/>
-          <w:sz w:val="20"/>
-          <w:u w:val="none"/>
-        </w:rPr>
-        <w:t>Mother</w:t>
-        <w:tab/>
-        <w:tab/>
-        <w:t>:</w:t>
-        <w:tab/>
-        <w:t>NIL</w:t>
-      </w:r>
-    </w:p>
-    <w:p>
-      <w:pPr>
-        <w:pStyle w:val="ListNumber"/>
-        <w:spacing w:before="0" w:after="40"/>
-        <w:ind w:left="720"/>
-      </w:pPr>
-      <w:r>
-        <w:rPr>
-          <w:rFonts w:ascii="Adani" w:hAnsi="Adani"/>
-          <w:b w:val="0"/>
-          <w:sz w:val="20"/>
-          <w:u w:val="none"/>
-        </w:rPr>
-        <w:t>Son</w:t>
-        <w:tab/>
-        <w:tab/>
-        <w:t>:</w:t>
-        <w:tab/>
-        <w:t>NIL</w:t>
-      </w:r>
-    </w:p>
-    <w:p>
-      <w:pPr>
-        <w:pStyle w:val="ListNumber"/>
-        <w:spacing w:before="0" w:after="40"/>
-        <w:ind w:left="720"/>
-      </w:pPr>
-      <w:r>
-        <w:rPr>
-          <w:rFonts w:ascii="Adani" w:hAnsi="Adani"/>
-          <w:b w:val="0"/>
-          <w:sz w:val="20"/>
-          <w:u w:val="none"/>
-        </w:rPr>
-        <w:t>Son's Wife</w:t>
-        <w:tab/>
-        <w:tab/>
-        <w:t>:</w:t>
-        <w:tab/>
-        <w:t>NIL</w:t>
-      </w:r>
-    </w:p>
-    <w:p>
-      <w:pPr>
-        <w:pStyle w:val="ListNumber"/>
-        <w:spacing w:before="0" w:after="40"/>
-        <w:ind w:left="720"/>
-      </w:pPr>
-      <w:r>
-        <w:rPr>
-          <w:rFonts w:ascii="Adani" w:hAnsi="Adani"/>
-          <w:b w:val="0"/>
-          <w:sz w:val="20"/>
-          <w:u w:val="none"/>
-        </w:rPr>
-        <w:t>Daughter</w:t>
-        <w:tab/>
-        <w:tab/>
-        <w:t>:</w:t>
-        <w:tab/>
-        <w:t>NIL</w:t>
-      </w:r>
-    </w:p>
-    <w:p>
-      <w:pPr>
-        <w:pStyle w:val="ListNumber"/>
-        <w:spacing w:before="0" w:after="40"/>
-        <w:ind w:left="720"/>
-      </w:pPr>
-      <w:r>
-        <w:rPr>
-          <w:rFonts w:ascii="Adani" w:hAnsi="Adani"/>
-          <w:b w:val="0"/>
-          <w:sz w:val="20"/>
-          <w:u w:val="none"/>
-        </w:rPr>
-        <w:t>Daughter's Husband</w:t>
-        <w:tab/>
-        <w:tab/>
-        <w:t>:</w:t>
-        <w:tab/>
-        <w:t>NIL</w:t>
-      </w:r>
-    </w:p>
-    <w:p>
-      <w:pPr>
-        <w:pStyle w:val="ListNumber"/>
-        <w:spacing w:before="0" w:after="40"/>
-        <w:ind w:left="720"/>
-      </w:pPr>
-      <w:r>
-        <w:rPr>
-          <w:rFonts w:ascii="Adani" w:hAnsi="Adani"/>
-          <w:b w:val="0"/>
-          <w:sz w:val="20"/>
-          <w:u w:val="none"/>
-        </w:rPr>
-        <w:t>Brother</w:t>
-        <w:tab/>
-        <w:tab/>
-        <w:t>:</w:t>
-        <w:tab/>
-        <w:t>NIL</w:t>
-      </w:r>
-    </w:p>
-    <w:p>
-      <w:pPr>
-        <w:pStyle w:val="ListNumber"/>
-        <w:spacing w:before="0" w:after="40"/>
-        <w:ind w:left="720"/>
-      </w:pPr>
-      <w:r>
-        <w:rPr>
-          <w:rFonts w:ascii="Adani" w:hAnsi="Adani"/>
-          <w:b w:val="0"/>
-          <w:sz w:val="20"/>
-          <w:u w:val="none"/>
-        </w:rPr>
-        <w:t>Sister</w:t>
-        <w:tab/>
-        <w:tab/>
-        <w:t>:</w:t>
-        <w:tab/>
-        <w:t>NIL</w:t>
-      </w:r>
-    </w:p>
+    <w:tbl>
+      <w:tblPr>
+        <w:tblW w:type="auto" w:w="0"/>
+        <w:jc w:val="left"/>
+        <w:tblLook w:firstColumn="1" w:firstRow="1" w:lastColumn="0" w:lastRow="0" w:noHBand="0" w:noVBand="1" w:val="04A0"/>
+      </w:tblPr>
+      <w:tblGrid>
+        <w:gridCol w:w="4536"/>
+        <w:gridCol w:w="4536"/>
+      </w:tblGrid>
+      <w:tr>
+        <w:tc>
+          <w:tcPr>
+            <w:tcW w:type="dxa" w:w="4536"/>
+            <w:tcBorders>
+              <w:top w:val="none"/>
+              <w:bottom w:val="none"/>
+              <w:left w:val="none"/>
+              <w:right w:val="none"/>
+            </w:tcBorders>
+          </w:tcPr>
+          <w:p>
+            <w:pPr>
+              <w:ind w:left="720"/>
+            </w:pPr>
+            <w:r>
+              <w:rPr>
+                <w:rFonts w:ascii="Adani" w:hAnsi="Adani"/>
+                <w:b w:val="0"/>
+                <w:sz w:val="20"/>
+                <w:u w:val="none"/>
+              </w:rPr>
+              <w:t>1.</w:t>
+              <w:tab/>
+              <w:t>Father</w:t>
+              <w:tab/>
+              <w:t>:</w:t>
+            </w:r>
+          </w:p>
+        </w:tc>
+        <w:tc>
+          <w:tcPr>
+            <w:tcW w:type="dxa" w:w="4536"/>
+            <w:tcBorders>
+              <w:top w:val="none"/>
+              <w:bottom w:val="none"/>
+              <w:left w:val="none"/>
+              <w:right w:val="none"/>
+            </w:tcBorders>
+          </w:tcPr>
+          <w:p>
+            <w:r>
+              <w:rPr>
+                <w:rFonts w:ascii="Adani" w:hAnsi="Adani"/>
+                <w:b w:val="0"/>
+                <w:sz w:val="20"/>
+                <w:u w:val="none"/>
+              </w:rPr>
+              <w:t>NIL</w:t>
+            </w:r>
+          </w:p>
+        </w:tc>
+      </w:tr>
+      <w:tr>
+        <w:tc>
+          <w:tcPr>
+            <w:tcW w:type="dxa" w:w="4536"/>
+            <w:tcBorders>
+              <w:top w:val="none"/>
+              <w:bottom w:val="none"/>
+              <w:left w:val="none"/>
+              <w:right w:val="none"/>
+            </w:tcBorders>
+          </w:tcPr>
+          <w:p>
+            <w:pPr>
+              <w:ind w:left="720"/>
+            </w:pPr>
+            <w:r>
+              <w:rPr>
+                <w:rFonts w:ascii="Adani" w:hAnsi="Adani"/>
+                <w:b w:val="0"/>
+                <w:sz w:val="20"/>
+                <w:u w:val="none"/>
+              </w:rPr>
+              <w:t>2.</w:t>
+              <w:tab/>
+              <w:t>Mother</w:t>
+              <w:tab/>
+              <w:t>:</w:t>
+            </w:r>
+          </w:p>
+        </w:tc>
+        <w:tc>
+          <w:tcPr>
+            <w:tcW w:type="dxa" w:w="4536"/>
+            <w:tcBorders>
+              <w:top w:val="none"/>
+              <w:bottom w:val="none"/>
+              <w:left w:val="none"/>
+              <w:right w:val="none"/>
+            </w:tcBorders>
+          </w:tcPr>
+          <w:p>
+            <w:r>
+              <w:rPr>
+                <w:rFonts w:ascii="Adani" w:hAnsi="Adani"/>
+                <w:b w:val="0"/>
+                <w:sz w:val="20"/>
+                <w:u w:val="none"/>
+              </w:rPr>
+              <w:t>NIL</w:t>
+            </w:r>
+          </w:p>
+        </w:tc>
+      </w:tr>
+      <w:tr>
+        <w:tc>
+          <w:tcPr>
+            <w:tcW w:type="dxa" w:w="4536"/>
+            <w:tcBorders>
+              <w:top w:val="none"/>
+              <w:bottom w:val="none"/>
+              <w:left w:val="none"/>
+              <w:right w:val="none"/>
+            </w:tcBorders>
+          </w:tcPr>
+          <w:p>
+            <w:pPr>
+              <w:ind w:left="720"/>
+            </w:pPr>
+            <w:r>
+              <w:rPr>
+                <w:rFonts w:ascii="Adani" w:hAnsi="Adani"/>
+                <w:b w:val="0"/>
+                <w:sz w:val="20"/>
+                <w:u w:val="none"/>
+              </w:rPr>
+              <w:t>3.</w:t>
+              <w:tab/>
+              <w:t>Son</w:t>
+              <w:tab/>
+              <w:t>:</w:t>
+            </w:r>
+          </w:p>
+        </w:tc>
+        <w:tc>
+          <w:tcPr>
+            <w:tcW w:type="dxa" w:w="4536"/>
+            <w:tcBorders>
+              <w:top w:val="none"/>
+              <w:bottom w:val="none"/>
+              <w:left w:val="none"/>
+              <w:right w:val="none"/>
+            </w:tcBorders>
+          </w:tcPr>
+          <w:p>
+            <w:r>
+              <w:rPr>
+                <w:rFonts w:ascii="Adani" w:hAnsi="Adani"/>
+                <w:b w:val="0"/>
+                <w:sz w:val="20"/>
+                <w:u w:val="none"/>
+              </w:rPr>
+              <w:t>NIL</w:t>
+            </w:r>
+          </w:p>
+        </w:tc>
+      </w:tr>
+      <w:tr>
+        <w:tc>
+          <w:tcPr>
+            <w:tcW w:type="dxa" w:w="4536"/>
+            <w:tcBorders>
+              <w:top w:val="none"/>
+              <w:bottom w:val="none"/>
+              <w:left w:val="none"/>
+              <w:right w:val="none"/>
+            </w:tcBorders>
+          </w:tcPr>
+          <w:p>
+            <w:pPr>
+              <w:ind w:left="720"/>
+            </w:pPr>
+            <w:r>
+              <w:rPr>
+                <w:rFonts w:ascii="Adani" w:hAnsi="Adani"/>
+                <w:b w:val="0"/>
+                <w:sz w:val="20"/>
+                <w:u w:val="none"/>
+              </w:rPr>
+              <w:t>4.</w:t>
+              <w:tab/>
+              <w:t>Son's Wife</w:t>
+              <w:tab/>
+              <w:t>:</w:t>
+            </w:r>
+          </w:p>
+        </w:tc>
+        <w:tc>
+          <w:tcPr>
+            <w:tcW w:type="dxa" w:w="4536"/>
+            <w:tcBorders>
+              <w:top w:val="none"/>
+              <w:bottom w:val="none"/>
+              <w:left w:val="none"/>
+              <w:right w:val="none"/>
+            </w:tcBorders>
+          </w:tcPr>
+          <w:p>
+            <w:r>
+              <w:rPr>
+                <w:rFonts w:ascii="Adani" w:hAnsi="Adani"/>
+                <w:b w:val="0"/>
+                <w:sz w:val="20"/>
+                <w:u w:val="none"/>
+              </w:rPr>
+              <w:t>NIL</w:t>
+            </w:r>
+          </w:p>
+        </w:tc>
+      </w:tr>
+      <w:tr>
+        <w:tc>
+          <w:tcPr>
+            <w:tcW w:type="dxa" w:w="4536"/>
+            <w:tcBorders>
+              <w:top w:val="none"/>
+              <w:bottom w:val="none"/>
+              <w:left w:val="none"/>
+              <w:right w:val="none"/>
+            </w:tcBorders>
+          </w:tcPr>
+          <w:p>
+            <w:pPr>
+              <w:ind w:left="720"/>
+            </w:pPr>
+            <w:r>
+              <w:rPr>
+                <w:rFonts w:ascii="Adani" w:hAnsi="Adani"/>
+                <w:b w:val="0"/>
+                <w:sz w:val="20"/>
+                <w:u w:val="none"/>
+              </w:rPr>
+              <w:t>5.</w:t>
+              <w:tab/>
+              <w:t>Daughter</w:t>
+              <w:tab/>
+              <w:t>:</w:t>
+            </w:r>
+          </w:p>
+        </w:tc>
+        <w:tc>
+          <w:tcPr>
+            <w:tcW w:type="dxa" w:w="4536"/>
+            <w:tcBorders>
+              <w:top w:val="none"/>
+              <w:bottom w:val="none"/>
+              <w:left w:val="none"/>
+              <w:right w:val="none"/>
+            </w:tcBorders>
+          </w:tcPr>
+          <w:p>
+            <w:r>
+              <w:rPr>
+                <w:rFonts w:ascii="Adani" w:hAnsi="Adani"/>
+                <w:b w:val="0"/>
+                <w:sz w:val="20"/>
+                <w:u w:val="none"/>
+              </w:rPr>
+              <w:t>NIL</w:t>
+            </w:r>
+          </w:p>
+        </w:tc>
+      </w:tr>
+      <w:tr>
+        <w:tc>
+          <w:tcPr>
+            <w:tcW w:type="dxa" w:w="4536"/>
+            <w:tcBorders>
+              <w:top w:val="none"/>
+              <w:bottom w:val="none"/>
+              <w:left w:val="none"/>
+              <w:right w:val="none"/>
+            </w:tcBorders>
+          </w:tcPr>
+          <w:p>
+            <w:pPr>
+              <w:ind w:left="720"/>
+            </w:pPr>
+            <w:r>
+              <w:rPr>
+                <w:rFonts w:ascii="Adani" w:hAnsi="Adani"/>
+                <w:b w:val="0"/>
+                <w:sz w:val="20"/>
+                <w:u w:val="none"/>
+              </w:rPr>
+              <w:t>6.</w:t>
+              <w:tab/>
+              <w:t>Daughter's Husband</w:t>
+              <w:tab/>
+              <w:t>:</w:t>
+            </w:r>
+          </w:p>
+        </w:tc>
+        <w:tc>
+          <w:tcPr>
+            <w:tcW w:type="dxa" w:w="4536"/>
+            <w:tcBorders>
+              <w:top w:val="none"/>
+              <w:bottom w:val="none"/>
+              <w:left w:val="none"/>
+              <w:right w:val="none"/>
+            </w:tcBorders>
+          </w:tcPr>
+          <w:p>
+            <w:r>
+              <w:rPr>
+                <w:rFonts w:ascii="Adani" w:hAnsi="Adani"/>
+                <w:b w:val="0"/>
+                <w:sz w:val="20"/>
+                <w:u w:val="none"/>
+              </w:rPr>
+              <w:t>NIL</w:t>
+            </w:r>
+          </w:p>
+        </w:tc>
+      </w:tr>
+      <w:tr>
+        <w:tc>
+          <w:tcPr>
+            <w:tcW w:type="dxa" w:w="4536"/>
+            <w:tcBorders>
+              <w:top w:val="none"/>
+              <w:bottom w:val="none"/>
+              <w:left w:val="none"/>
+              <w:right w:val="none"/>
+            </w:tcBorders>
+          </w:tcPr>
+          <w:p>
+            <w:pPr>
+              <w:ind w:left="720"/>
+            </w:pPr>
+            <w:r>
+              <w:rPr>
+                <w:rFonts w:ascii="Adani" w:hAnsi="Adani"/>
+                <w:b w:val="0"/>
+                <w:sz w:val="20"/>
+                <w:u w:val="none"/>
+              </w:rPr>
+              <w:t>7.</w:t>
+              <w:tab/>
+              <w:t>Brother</w:t>
+              <w:tab/>
+              <w:t>:</w:t>
+            </w:r>
+          </w:p>
+        </w:tc>
+        <w:tc>
+          <w:tcPr>
+            <w:tcW w:type="dxa" w:w="4536"/>
+            <w:tcBorders>
+              <w:top w:val="none"/>
+              <w:bottom w:val="none"/>
+              <w:left w:val="none"/>
+              <w:right w:val="none"/>
+            </w:tcBorders>
+          </w:tcPr>
+          <w:p>
+            <w:r>
+              <w:rPr>
+                <w:rFonts w:ascii="Adani" w:hAnsi="Adani"/>
+                <w:b w:val="0"/>
+                <w:sz w:val="20"/>
+                <w:u w:val="none"/>
+              </w:rPr>
+              <w:t>NIL</w:t>
+            </w:r>
+          </w:p>
+        </w:tc>
+      </w:tr>
+      <w:tr>
+        <w:tc>
+          <w:tcPr>
+            <w:tcW w:type="dxa" w:w="4536"/>
+            <w:tcBorders>
+              <w:top w:val="none"/>
+              <w:bottom w:val="none"/>
+              <w:left w:val="none"/>
+              <w:right w:val="none"/>
+            </w:tcBorders>
+          </w:tcPr>
+          <w:p>
+            <w:pPr>
+              <w:ind w:left="720"/>
+            </w:pPr>
+            <w:r>
+              <w:rPr>
+                <w:rFonts w:ascii="Adani" w:hAnsi="Adani"/>
+                <w:b w:val="0"/>
+                <w:sz w:val="20"/>
+                <w:u w:val="none"/>
+              </w:rPr>
+              <w:t>8.</w:t>
+              <w:tab/>
+              <w:t>Sister</w:t>
+              <w:tab/>
+              <w:t>:</w:t>
+            </w:r>
+          </w:p>
+        </w:tc>
+        <w:tc>
+          <w:tcPr>
+            <w:tcW w:type="dxa" w:w="4536"/>
+            <w:tcBorders>
+              <w:top w:val="none"/>
+              <w:bottom w:val="none"/>
+              <w:left w:val="none"/>
+              <w:right w:val="none"/>
+            </w:tcBorders>
+          </w:tcPr>
+          <w:p>
+            <w:r>
+              <w:rPr>
+                <w:rFonts w:ascii="Adani" w:hAnsi="Adani"/>
+                <w:b w:val="0"/>
+                <w:sz w:val="20"/>
+                <w:u w:val="none"/>
+              </w:rPr>
+              <w:t>NIL</w:t>
+            </w:r>
+          </w:p>
+        </w:tc>
+      </w:tr>
+    </w:tbl>
     <w:p/>
     <w:p>
       <w:pPr>
@@ -3349,7 +3309,7 @@
                 <w:sz w:val="18"/>
                 <w:u w:val="none"/>
               </w:rPr>
-              <w:t>Date:   07th May, 2026</w:t>
+              <w:t>Date:   15th May, 2026</w:t>
             </w:r>
           </w:p>
         </w:tc>
@@ -3510,7 +3470,7 @@
           <w:sz w:val="20"/>
           <w:u w:val="none"/>
         </w:rPr>
-        <w:t>07th May, 2026</w:t>
+        <w:t>15th May, 2026</w:t>
       </w:r>
     </w:p>
     <w:p>
@@ -3585,7 +3545,7 @@
           <w:sz w:val="20"/>
           <w:u w:val="none"/>
         </w:rPr>
-        <w:t>BEAMX INFRA PRIVATE LIMITED</w:t>
+        <w:t>INFRADIGEST DEVELOPERS PRIVATE LIMITED</w:t>
       </w:r>
     </w:p>
     <w:p>
@@ -3600,7 +3560,7 @@
           <w:sz w:val="20"/>
           <w:u w:val="none"/>
         </w:rPr>
-        <w:t>INFRADIGEST DEVELOPERS PRIVATE LIMITED</w:t>
+        <w:t>BEAMX INFRA PRIVATE LIMITED</w:t>
       </w:r>
     </w:p>
     <w:p>
@@ -3708,21 +3668,6 @@
         <w:t>VIDIP REALTORS PRIVATE LIMITED</w:t>
       </w:r>
     </w:p>
-    <w:p>
-      <w:pPr>
-        <w:spacing w:before="0" w:after="20"/>
-        <w:jc w:val="left"/>
-      </w:pPr>
-      <w:r>
-        <w:rPr>
-          <w:rFonts w:ascii="Adani" w:hAnsi="Adani"/>
-          <w:b/>
-          <w:sz w:val="20"/>
-          <w:u w:val="none"/>
-        </w:rPr>
-        <w:t>ADANI AGRI LOGISTICS LIMITED</w:t>
-      </w:r>
-    </w:p>
     <w:p/>
     <w:p>
       <w:pPr>
@@ -3767,21 +3712,6 @@
           <w:u w:val="none"/>
         </w:rPr>
         <w:t>(A) Public Limited Companies:</w:t>
-      </w:r>
-    </w:p>
-    <w:p>
-      <w:pPr>
-        <w:spacing w:before="0" w:after="20"/>
-        <w:jc w:val="left"/>
-      </w:pPr>
-      <w:r>
-        <w:rPr>
-          <w:rFonts w:ascii="Adani" w:hAnsi="Adani"/>
-          <w:b w:val="0"/>
-          <w:sz w:val="20"/>
-          <w:u w:val="none"/>
-        </w:rPr>
-        <w:t>ADANI AGRI LOGISTICS LIMITED</w:t>
       </w:r>
     </w:p>
     <w:p/>
@@ -3876,7 +3806,7 @@
           <w:sz w:val="20"/>
           <w:u w:val="none"/>
         </w:rPr>
-        <w:t>BEAMX INFRA PRIVATE LIMITED</w:t>
+        <w:t>INFRADIGEST DEVELOPERS PRIVATE LIMITED</w:t>
       </w:r>
     </w:p>
     <w:p>
@@ -3891,7 +3821,7 @@
           <w:sz w:val="20"/>
           <w:u w:val="none"/>
         </w:rPr>
-        <w:t>INFRADIGEST DEVELOPERS PRIVATE LIMITED</w:t>
+        <w:t>BEAMX INFRA PRIVATE LIMITED</w:t>
       </w:r>
     </w:p>
     <w:p>
@@ -4754,7 +4684,7 @@
                 <w:sz w:val="18"/>
                 <w:u w:val="none"/>
               </w:rPr>
-              <w:t>13</w:t>
+              <w:t>12</w:t>
             </w:r>
           </w:p>
         </w:tc>
@@ -5155,7 +5085,7 @@
                 <w:sz w:val="18"/>
                 <w:u w:val="none"/>
               </w:rPr>
-              <w:t>U68200GJ2024PTC164658</w:t>
+              <w:t>U68200GJ2024PTC173503</w:t>
             </w:r>
           </w:p>
         </w:tc>
@@ -5183,7 +5113,7 @@
                 <w:sz w:val="18"/>
                 <w:u w:val="none"/>
               </w:rPr>
-              <w:t>BEAMX INFRA PRIVATE LIMITED</w:t>
+              <w:t>INFRADIGEST DEVELOPERS PRIVATE LIMITED</w:t>
             </w:r>
           </w:p>
         </w:tc>
@@ -5269,7 +5199,7 @@
                 <w:sz w:val="18"/>
                 <w:u w:val="none"/>
               </w:rPr>
-              <w:t>U68200GJ2024PTC173503</w:t>
+              <w:t>U68200GJ2024PTC164658</w:t>
             </w:r>
           </w:p>
         </w:tc>
@@ -5297,7 +5227,7 @@
                 <w:sz w:val="18"/>
                 <w:u w:val="none"/>
               </w:rPr>
-              <w:t>INFRADIGEST DEVELOPERS PRIVATE LIMITED</w:t>
+              <w:t>BEAMX INFRA PRIVATE LIMITED</w:t>
             </w:r>
           </w:p>
         </w:tc>
@@ -5953,120 +5883,6 @@
                 <w:sz w:val="18"/>
                 <w:u w:val="none"/>
               </w:rPr>
-              <w:t>U68100GJ2023PTC173504</w:t>
-            </w:r>
-          </w:p>
-        </w:tc>
-        <w:tc>
-          <w:tcPr>
-            <w:tcW w:type="dxa" w:w="4252"/>
-            <w:shd w:val="clear" w:color="auto" w:fill="FFFFFF"/>
-            <w:tcBorders>
-              <w:top w:val="single" w:sz="4" w:space="0" w:color="000000"/>
-              <w:left w:val="single" w:sz="4" w:space="0" w:color="000000"/>
-              <w:bottom w:val="single" w:sz="4" w:space="0" w:color="000000"/>
-              <w:right w:val="single" w:sz="4" w:space="0" w:color="000000"/>
-            </w:tcBorders>
-            <w:vAlign w:val="center"/>
-          </w:tcPr>
-          <w:p>
-            <w:pPr>
-              <w:spacing w:before="40" w:after="40"/>
-              <w:jc w:val="left"/>
-            </w:pPr>
-            <w:r>
-              <w:rPr>
-                <w:rFonts w:ascii="Adani" w:hAnsi="Adani"/>
-                <w:b w:val="0"/>
-                <w:sz w:val="18"/>
-                <w:u w:val="none"/>
-              </w:rPr>
-              <w:t>NIHITA GREEN ENERGY PRIVATE LIMITED</w:t>
-            </w:r>
-          </w:p>
-        </w:tc>
-        <w:tc>
-          <w:tcPr>
-            <w:tcW w:type="dxa" w:w="1587"/>
-            <w:shd w:val="clear" w:color="auto" w:fill="FFFFFF"/>
-            <w:tcBorders>
-              <w:top w:val="single" w:sz="4" w:space="0" w:color="000000"/>
-              <w:left w:val="single" w:sz="4" w:space="0" w:color="000000"/>
-              <w:bottom w:val="single" w:sz="4" w:space="0" w:color="000000"/>
-              <w:right w:val="single" w:sz="4" w:space="0" w:color="000000"/>
-            </w:tcBorders>
-            <w:vAlign w:val="center"/>
-          </w:tcPr>
-          <w:p>
-            <w:pPr>
-              <w:spacing w:before="40" w:after="40"/>
-              <w:jc w:val="left"/>
-            </w:pPr>
-            <w:r>
-              <w:rPr>
-                <w:rFonts w:ascii="Adani" w:hAnsi="Adani"/>
-                <w:b w:val="0"/>
-                <w:sz w:val="18"/>
-                <w:u w:val="none"/>
-              </w:rPr>
-              <w:t>Additional Director</w:t>
-            </w:r>
-          </w:p>
-        </w:tc>
-        <w:tc>
-          <w:tcPr>
-            <w:tcW w:type="dxa" w:w="1304"/>
-            <w:shd w:val="clear" w:color="auto" w:fill="FFFFFF"/>
-            <w:tcBorders>
-              <w:top w:val="single" w:sz="4" w:space="0" w:color="000000"/>
-              <w:left w:val="single" w:sz="4" w:space="0" w:color="000000"/>
-              <w:bottom w:val="single" w:sz="4" w:space="0" w:color="000000"/>
-              <w:right w:val="single" w:sz="4" w:space="0" w:color="000000"/>
-            </w:tcBorders>
-            <w:vAlign w:val="center"/>
-          </w:tcPr>
-          <w:p>
-            <w:pPr>
-              <w:spacing w:before="40" w:after="40"/>
-              <w:jc w:val="left"/>
-            </w:pPr>
-            <w:r>
-              <w:rPr>
-                <w:rFonts w:ascii="Adani" w:hAnsi="Adani"/>
-                <w:b w:val="0"/>
-                <w:sz w:val="18"/>
-                <w:u w:val="none"/>
-              </w:rPr>
-              <w:t>30/04/2024</w:t>
-            </w:r>
-          </w:p>
-        </w:tc>
-      </w:tr>
-      <w:tr>
-        <w:tc>
-          <w:tcPr>
-            <w:tcW w:type="dxa" w:w="2268"/>
-            <w:shd w:val="clear" w:color="auto" w:fill="FFFFFF"/>
-            <w:tcBorders>
-              <w:top w:val="single" w:sz="4" w:space="0" w:color="000000"/>
-              <w:left w:val="single" w:sz="4" w:space="0" w:color="000000"/>
-              <w:bottom w:val="single" w:sz="4" w:space="0" w:color="000000"/>
-              <w:right w:val="single" w:sz="4" w:space="0" w:color="000000"/>
-            </w:tcBorders>
-            <w:vAlign w:val="center"/>
-          </w:tcPr>
-          <w:p>
-            <w:pPr>
-              <w:spacing w:before="40" w:after="40"/>
-              <w:jc w:val="left"/>
-            </w:pPr>
-            <w:r>
-              <w:rPr>
-                <w:rFonts w:ascii="Adani" w:hAnsi="Adani"/>
-                <w:b w:val="0"/>
-                <w:sz w:val="18"/>
-                <w:u w:val="none"/>
-              </w:rPr>
               <w:t>U68100PN2023PTC224522</w:t>
             </w:r>
           </w:p>
@@ -6295,7 +6111,7 @@
                 <w:sz w:val="18"/>
                 <w:u w:val="none"/>
               </w:rPr>
-              <w:t>U63090GJ2005PLC045356</w:t>
+              <w:t>U68100GJ2023PTC173504</w:t>
             </w:r>
           </w:p>
         </w:tc>
@@ -6323,7 +6139,7 @@
                 <w:sz w:val="18"/>
                 <w:u w:val="none"/>
               </w:rPr>
-              <w:t>ADANI AGRI LOGISTICS LIMITED</w:t>
+              <w:t>NIHITA GREEN ENERGY PRIVATE LIMITED</w:t>
             </w:r>
           </w:p>
         </w:tc>
@@ -6351,7 +6167,7 @@
                 <w:sz w:val="18"/>
                 <w:u w:val="none"/>
               </w:rPr>
-              <w:t>CFO</w:t>
+              <w:t>Additional Director</w:t>
             </w:r>
           </w:p>
         </w:tc>
@@ -6379,7 +6195,7 @@
                 <w:sz w:val="18"/>
                 <w:u w:val="none"/>
               </w:rPr>
-              <w:t>08/02/2021</w:t>
+              <w:t>30/04/2024</w:t>
             </w:r>
           </w:p>
         </w:tc>

--- a/Backend/Director_Disclosure/Output_Disclosures/2024-25/AYN_LOGISTICS_INFRA_PRIVATE_LIMITED/MBP-1/MBP1_JAYMEEN_MAHENDRABHAI_PATEL_10594498.docx
+++ b/Backend/Director_Disclosure/Output_Disclosures/2024-25/AYN_LOGISTICS_INFRA_PRIVATE_LIMITED/MBP-1/MBP1_JAYMEEN_MAHENDRABHAI_PATEL_10594498.docx
@@ -673,7 +673,7 @@
                 <w:sz w:val="18"/>
                 <w:u w:val="none"/>
               </w:rPr>
-              <w:t>INFRADIGEST DEVELOPERS PRIVATE LIMITED</w:t>
+              <w:t>BEAMX INFRA PRIVATE LIMITED</w:t>
             </w:r>
           </w:p>
         </w:tc>
@@ -815,7 +815,7 @@
                 <w:sz w:val="18"/>
                 <w:u w:val="none"/>
               </w:rPr>
-              <w:t>BEAMX INFRA PRIVATE LIMITED</w:t>
+              <w:t>INFRADIGEST DEVELOPERS PRIVATE LIMITED</w:t>
             </w:r>
           </w:p>
         </w:tc>
@@ -2272,7 +2272,7 @@
                 <w:sz w:val="18"/>
                 <w:u w:val="none"/>
               </w:rPr>
-              <w:t>Date:   15th May, 2026</w:t>
+              <w:t>Date:   27th May, 2026</w:t>
             </w:r>
           </w:p>
         </w:tc>
@@ -3309,7 +3309,7 @@
                 <w:sz w:val="18"/>
                 <w:u w:val="none"/>
               </w:rPr>
-              <w:t>Date:   15th May, 2026</w:t>
+              <w:t>Date:   27th May, 2026</w:t>
             </w:r>
           </w:p>
         </w:tc>
@@ -3470,7 +3470,7 @@
           <w:sz w:val="20"/>
           <w:u w:val="none"/>
         </w:rPr>
-        <w:t>15th May, 2026</w:t>
+        <w:t>27th May, 2026</w:t>
       </w:r>
     </w:p>
     <w:p>
@@ -3545,7 +3545,7 @@
           <w:sz w:val="20"/>
           <w:u w:val="none"/>
         </w:rPr>
-        <w:t>INFRADIGEST DEVELOPERS PRIVATE LIMITED</w:t>
+        <w:t>BEAMX INFRA PRIVATE LIMITED</w:t>
       </w:r>
     </w:p>
     <w:p>
@@ -3560,7 +3560,7 @@
           <w:sz w:val="20"/>
           <w:u w:val="none"/>
         </w:rPr>
-        <w:t>BEAMX INFRA PRIVATE LIMITED</w:t>
+        <w:t>INFRADIGEST DEVELOPERS PRIVATE LIMITED</w:t>
       </w:r>
     </w:p>
     <w:p>
@@ -3806,7 +3806,7 @@
           <w:sz w:val="20"/>
           <w:u w:val="none"/>
         </w:rPr>
-        <w:t>INFRADIGEST DEVELOPERS PRIVATE LIMITED</w:t>
+        <w:t>BEAMX INFRA PRIVATE LIMITED</w:t>
       </w:r>
     </w:p>
     <w:p>
@@ -3821,7 +3821,7 @@
           <w:sz w:val="20"/>
           <w:u w:val="none"/>
         </w:rPr>
-        <w:t>BEAMX INFRA PRIVATE LIMITED</w:t>
+        <w:t>INFRADIGEST DEVELOPERS PRIVATE LIMITED</w:t>
       </w:r>
     </w:p>
     <w:p>
@@ -5085,7 +5085,7 @@
                 <w:sz w:val="18"/>
                 <w:u w:val="none"/>
               </w:rPr>
-              <w:t>U68200GJ2024PTC173503</w:t>
+              <w:t>U68200GJ2024PTC164658</w:t>
             </w:r>
           </w:p>
         </w:tc>
@@ -5113,7 +5113,7 @@
                 <w:sz w:val="18"/>
                 <w:u w:val="none"/>
               </w:rPr>
-              <w:t>INFRADIGEST DEVELOPERS PRIVATE LIMITED</w:t>
+              <w:t>BEAMX INFRA PRIVATE LIMITED</w:t>
             </w:r>
           </w:p>
         </w:tc>
@@ -5199,7 +5199,7 @@
                 <w:sz w:val="18"/>
                 <w:u w:val="none"/>
               </w:rPr>
-              <w:t>U68200GJ2024PTC164658</w:t>
+              <w:t>U68200GJ2024PTC173503</w:t>
             </w:r>
           </w:p>
         </w:tc>
@@ -5227,7 +5227,7 @@
                 <w:sz w:val="18"/>
                 <w:u w:val="none"/>
               </w:rPr>
-              <w:t>BEAMX INFRA PRIVATE LIMITED</w:t>
+              <w:t>INFRADIGEST DEVELOPERS PRIVATE LIMITED</w:t>
             </w:r>
           </w:p>
         </w:tc>

--- a/Backend/Director_Disclosure/Output_Disclosures/2024-25/AYN_LOGISTICS_INFRA_PRIVATE_LIMITED/MBP-1/MBP1_JAYMEEN_MAHENDRABHAI_PATEL_10594498.docx
+++ b/Backend/Director_Disclosure/Output_Disclosures/2024-25/AYN_LOGISTICS_INFRA_PRIVATE_LIMITED/MBP-1/MBP1_JAYMEEN_MAHENDRABHAI_PATEL_10594498.docx
@@ -815,7 +815,7 @@
                 <w:sz w:val="18"/>
                 <w:u w:val="none"/>
               </w:rPr>
-              <w:t>INFRADIGEST DEVELOPERS PRIVATE LIMITED</w:t>
+              <w:t>NIHITA GREEN ENERGY PRIVATE LIMITED</w:t>
             </w:r>
           </w:p>
         </w:tc>
@@ -957,7 +957,575 @@
                 <w:sz w:val="18"/>
                 <w:u w:val="none"/>
               </w:rPr>
-              <w:t>KLIPTEK PROJECTS PRIVATE LIMITED</w:t>
+              <w:t>RG DATA CENTER PRIVATE LIMITED</w:t>
+            </w:r>
+          </w:p>
+        </w:tc>
+        <w:tc>
+          <w:tcPr>
+            <w:tcW w:type="dxa" w:w="1814"/>
+            <w:shd w:val="clear" w:color="auto" w:fill="FFFFFF"/>
+            <w:tcBorders>
+              <w:top w:val="single" w:sz="4" w:space="0" w:color="000000"/>
+              <w:left w:val="single" w:sz="4" w:space="0" w:color="000000"/>
+              <w:bottom w:val="single" w:sz="4" w:space="0" w:color="000000"/>
+              <w:right w:val="single" w:sz="4" w:space="0" w:color="000000"/>
+            </w:tcBorders>
+            <w:vAlign w:val="center"/>
+          </w:tcPr>
+          <w:p>
+            <w:pPr>
+              <w:spacing w:before="40" w:after="40"/>
+              <w:jc w:val="left"/>
+            </w:pPr>
+            <w:r>
+              <w:rPr>
+                <w:rFonts w:ascii="Adani" w:hAnsi="Adani"/>
+                <w:b w:val="0"/>
+                <w:sz w:val="18"/>
+                <w:u w:val="none"/>
+              </w:rPr>
+              <w:t>Director</w:t>
+            </w:r>
+          </w:p>
+        </w:tc>
+        <w:tc>
+          <w:tcPr>
+            <w:tcW w:type="dxa" w:w="1020"/>
+            <w:shd w:val="clear" w:color="auto" w:fill="FFFFFF"/>
+            <w:tcBorders>
+              <w:top w:val="single" w:sz="4" w:space="0" w:color="000000"/>
+              <w:left w:val="single" w:sz="4" w:space="0" w:color="000000"/>
+              <w:bottom w:val="single" w:sz="4" w:space="0" w:color="000000"/>
+              <w:right w:val="single" w:sz="4" w:space="0" w:color="000000"/>
+            </w:tcBorders>
+            <w:vAlign w:val="center"/>
+          </w:tcPr>
+          <w:p>
+            <w:pPr>
+              <w:spacing w:before="40" w:after="40"/>
+              <w:jc w:val="left"/>
+            </w:pPr>
+            <w:r>
+              <w:rPr>
+                <w:rFonts w:ascii="Adani" w:hAnsi="Adani"/>
+                <w:b w:val="0"/>
+                <w:sz w:val="18"/>
+                <w:u w:val="none"/>
+              </w:rPr>
+              <w:t>NIL</w:t>
+            </w:r>
+          </w:p>
+        </w:tc>
+        <w:tc>
+          <w:tcPr>
+            <w:tcW w:type="dxa" w:w="1247"/>
+            <w:shd w:val="clear" w:color="auto" w:fill="FFFFFF"/>
+            <w:tcBorders>
+              <w:top w:val="single" w:sz="4" w:space="0" w:color="000000"/>
+              <w:left w:val="single" w:sz="4" w:space="0" w:color="000000"/>
+              <w:bottom w:val="single" w:sz="4" w:space="0" w:color="000000"/>
+              <w:right w:val="single" w:sz="4" w:space="0" w:color="000000"/>
+            </w:tcBorders>
+            <w:vAlign w:val="center"/>
+          </w:tcPr>
+          <w:p>
+            <w:pPr>
+              <w:spacing w:before="40" w:after="40"/>
+              <w:jc w:val="left"/>
+            </w:pPr>
+            <w:r>
+              <w:rPr>
+                <w:rFonts w:ascii="Adani" w:hAnsi="Adani"/>
+                <w:b w:val="0"/>
+                <w:sz w:val="18"/>
+                <w:u w:val="none"/>
+              </w:rPr>
+              <w:t>30/11/2024</w:t>
+            </w:r>
+          </w:p>
+        </w:tc>
+      </w:tr>
+      <w:tr>
+        <w:tc>
+          <w:tcPr>
+            <w:tcW w:type="dxa" w:w="680"/>
+            <w:shd w:val="clear" w:color="auto" w:fill="FFFFFF"/>
+            <w:tcBorders>
+              <w:top w:val="single" w:sz="4" w:space="0" w:color="000000"/>
+              <w:left w:val="single" w:sz="4" w:space="0" w:color="000000"/>
+              <w:bottom w:val="single" w:sz="4" w:space="0" w:color="000000"/>
+              <w:right w:val="single" w:sz="4" w:space="0" w:color="000000"/>
+            </w:tcBorders>
+            <w:vAlign w:val="center"/>
+          </w:tcPr>
+          <w:p>
+            <w:pPr>
+              <w:spacing w:before="40" w:after="40"/>
+              <w:jc w:val="left"/>
+            </w:pPr>
+            <w:r>
+              <w:rPr>
+                <w:rFonts w:ascii="Adani" w:hAnsi="Adani"/>
+                <w:b w:val="0"/>
+                <w:sz w:val="18"/>
+                <w:u w:val="none"/>
+              </w:rPr>
+              <w:t>6</w:t>
+            </w:r>
+          </w:p>
+        </w:tc>
+        <w:tc>
+          <w:tcPr>
+            <w:tcW w:type="dxa" w:w="3969"/>
+            <w:shd w:val="clear" w:color="auto" w:fill="FFFFFF"/>
+            <w:tcBorders>
+              <w:top w:val="single" w:sz="4" w:space="0" w:color="000000"/>
+              <w:left w:val="single" w:sz="4" w:space="0" w:color="000000"/>
+              <w:bottom w:val="single" w:sz="4" w:space="0" w:color="000000"/>
+              <w:right w:val="single" w:sz="4" w:space="0" w:color="000000"/>
+            </w:tcBorders>
+            <w:vAlign w:val="center"/>
+          </w:tcPr>
+          <w:p>
+            <w:pPr>
+              <w:spacing w:before="40" w:after="40"/>
+              <w:jc w:val="left"/>
+            </w:pPr>
+            <w:r>
+              <w:rPr>
+                <w:rFonts w:ascii="Adani" w:hAnsi="Adani"/>
+                <w:b w:val="0"/>
+                <w:sz w:val="18"/>
+                <w:u w:val="none"/>
+              </w:rPr>
+              <w:t>INFRADIGEST DEVELOPERS PRIVATE LIMITED</w:t>
+            </w:r>
+          </w:p>
+        </w:tc>
+        <w:tc>
+          <w:tcPr>
+            <w:tcW w:type="dxa" w:w="1814"/>
+            <w:shd w:val="clear" w:color="auto" w:fill="FFFFFF"/>
+            <w:tcBorders>
+              <w:top w:val="single" w:sz="4" w:space="0" w:color="000000"/>
+              <w:left w:val="single" w:sz="4" w:space="0" w:color="000000"/>
+              <w:bottom w:val="single" w:sz="4" w:space="0" w:color="000000"/>
+              <w:right w:val="single" w:sz="4" w:space="0" w:color="000000"/>
+            </w:tcBorders>
+            <w:vAlign w:val="center"/>
+          </w:tcPr>
+          <w:p>
+            <w:pPr>
+              <w:spacing w:before="40" w:after="40"/>
+              <w:jc w:val="left"/>
+            </w:pPr>
+            <w:r>
+              <w:rPr>
+                <w:rFonts w:ascii="Adani" w:hAnsi="Adani"/>
+                <w:b w:val="0"/>
+                <w:sz w:val="18"/>
+                <w:u w:val="none"/>
+              </w:rPr>
+              <w:t>Director</w:t>
+            </w:r>
+          </w:p>
+        </w:tc>
+        <w:tc>
+          <w:tcPr>
+            <w:tcW w:type="dxa" w:w="1020"/>
+            <w:shd w:val="clear" w:color="auto" w:fill="FFFFFF"/>
+            <w:tcBorders>
+              <w:top w:val="single" w:sz="4" w:space="0" w:color="000000"/>
+              <w:left w:val="single" w:sz="4" w:space="0" w:color="000000"/>
+              <w:bottom w:val="single" w:sz="4" w:space="0" w:color="000000"/>
+              <w:right w:val="single" w:sz="4" w:space="0" w:color="000000"/>
+            </w:tcBorders>
+            <w:vAlign w:val="center"/>
+          </w:tcPr>
+          <w:p>
+            <w:pPr>
+              <w:spacing w:before="40" w:after="40"/>
+              <w:jc w:val="left"/>
+            </w:pPr>
+            <w:r>
+              <w:rPr>
+                <w:rFonts w:ascii="Adani" w:hAnsi="Adani"/>
+                <w:b w:val="0"/>
+                <w:sz w:val="18"/>
+                <w:u w:val="none"/>
+              </w:rPr>
+              <w:t>NIL</w:t>
+            </w:r>
+          </w:p>
+        </w:tc>
+        <w:tc>
+          <w:tcPr>
+            <w:tcW w:type="dxa" w:w="1247"/>
+            <w:shd w:val="clear" w:color="auto" w:fill="FFFFFF"/>
+            <w:tcBorders>
+              <w:top w:val="single" w:sz="4" w:space="0" w:color="000000"/>
+              <w:left w:val="single" w:sz="4" w:space="0" w:color="000000"/>
+              <w:bottom w:val="single" w:sz="4" w:space="0" w:color="000000"/>
+              <w:right w:val="single" w:sz="4" w:space="0" w:color="000000"/>
+            </w:tcBorders>
+            <w:vAlign w:val="center"/>
+          </w:tcPr>
+          <w:p>
+            <w:pPr>
+              <w:spacing w:before="40" w:after="40"/>
+              <w:jc w:val="left"/>
+            </w:pPr>
+            <w:r>
+              <w:rPr>
+                <w:rFonts w:ascii="Adani" w:hAnsi="Adani"/>
+                <w:b w:val="0"/>
+                <w:sz w:val="18"/>
+                <w:u w:val="none"/>
+              </w:rPr>
+              <w:t>30/11/2024</w:t>
+            </w:r>
+          </w:p>
+        </w:tc>
+      </w:tr>
+      <w:tr>
+        <w:tc>
+          <w:tcPr>
+            <w:tcW w:type="dxa" w:w="680"/>
+            <w:shd w:val="clear" w:color="auto" w:fill="FFFFFF"/>
+            <w:tcBorders>
+              <w:top w:val="single" w:sz="4" w:space="0" w:color="000000"/>
+              <w:left w:val="single" w:sz="4" w:space="0" w:color="000000"/>
+              <w:bottom w:val="single" w:sz="4" w:space="0" w:color="000000"/>
+              <w:right w:val="single" w:sz="4" w:space="0" w:color="000000"/>
+            </w:tcBorders>
+            <w:vAlign w:val="center"/>
+          </w:tcPr>
+          <w:p>
+            <w:pPr>
+              <w:spacing w:before="40" w:after="40"/>
+              <w:jc w:val="left"/>
+            </w:pPr>
+            <w:r>
+              <w:rPr>
+                <w:rFonts w:ascii="Adani" w:hAnsi="Adani"/>
+                <w:b w:val="0"/>
+                <w:sz w:val="18"/>
+                <w:u w:val="none"/>
+              </w:rPr>
+              <w:t>7</w:t>
+            </w:r>
+          </w:p>
+        </w:tc>
+        <w:tc>
+          <w:tcPr>
+            <w:tcW w:type="dxa" w:w="3969"/>
+            <w:shd w:val="clear" w:color="auto" w:fill="FFFFFF"/>
+            <w:tcBorders>
+              <w:top w:val="single" w:sz="4" w:space="0" w:color="000000"/>
+              <w:left w:val="single" w:sz="4" w:space="0" w:color="000000"/>
+              <w:bottom w:val="single" w:sz="4" w:space="0" w:color="000000"/>
+              <w:right w:val="single" w:sz="4" w:space="0" w:color="000000"/>
+            </w:tcBorders>
+            <w:vAlign w:val="center"/>
+          </w:tcPr>
+          <w:p>
+            <w:pPr>
+              <w:spacing w:before="40" w:after="40"/>
+              <w:jc w:val="left"/>
+            </w:pPr>
+            <w:r>
+              <w:rPr>
+                <w:rFonts w:ascii="Adani" w:hAnsi="Adani"/>
+                <w:b w:val="0"/>
+                <w:sz w:val="18"/>
+                <w:u w:val="none"/>
+              </w:rPr>
+              <w:t>WEST PEAK DATA CENTER PRIVATE LIMITED</w:t>
+            </w:r>
+          </w:p>
+        </w:tc>
+        <w:tc>
+          <w:tcPr>
+            <w:tcW w:type="dxa" w:w="1814"/>
+            <w:shd w:val="clear" w:color="auto" w:fill="FFFFFF"/>
+            <w:tcBorders>
+              <w:top w:val="single" w:sz="4" w:space="0" w:color="000000"/>
+              <w:left w:val="single" w:sz="4" w:space="0" w:color="000000"/>
+              <w:bottom w:val="single" w:sz="4" w:space="0" w:color="000000"/>
+              <w:right w:val="single" w:sz="4" w:space="0" w:color="000000"/>
+            </w:tcBorders>
+            <w:vAlign w:val="center"/>
+          </w:tcPr>
+          <w:p>
+            <w:pPr>
+              <w:spacing w:before="40" w:after="40"/>
+              <w:jc w:val="left"/>
+            </w:pPr>
+            <w:r>
+              <w:rPr>
+                <w:rFonts w:ascii="Adani" w:hAnsi="Adani"/>
+                <w:b w:val="0"/>
+                <w:sz w:val="18"/>
+                <w:u w:val="none"/>
+              </w:rPr>
+              <w:t>Director</w:t>
+            </w:r>
+          </w:p>
+        </w:tc>
+        <w:tc>
+          <w:tcPr>
+            <w:tcW w:type="dxa" w:w="1020"/>
+            <w:shd w:val="clear" w:color="auto" w:fill="FFFFFF"/>
+            <w:tcBorders>
+              <w:top w:val="single" w:sz="4" w:space="0" w:color="000000"/>
+              <w:left w:val="single" w:sz="4" w:space="0" w:color="000000"/>
+              <w:bottom w:val="single" w:sz="4" w:space="0" w:color="000000"/>
+              <w:right w:val="single" w:sz="4" w:space="0" w:color="000000"/>
+            </w:tcBorders>
+            <w:vAlign w:val="center"/>
+          </w:tcPr>
+          <w:p>
+            <w:pPr>
+              <w:spacing w:before="40" w:after="40"/>
+              <w:jc w:val="left"/>
+            </w:pPr>
+            <w:r>
+              <w:rPr>
+                <w:rFonts w:ascii="Adani" w:hAnsi="Adani"/>
+                <w:b w:val="0"/>
+                <w:sz w:val="18"/>
+                <w:u w:val="none"/>
+              </w:rPr>
+              <w:t>NIL</w:t>
+            </w:r>
+          </w:p>
+        </w:tc>
+        <w:tc>
+          <w:tcPr>
+            <w:tcW w:type="dxa" w:w="1247"/>
+            <w:shd w:val="clear" w:color="auto" w:fill="FFFFFF"/>
+            <w:tcBorders>
+              <w:top w:val="single" w:sz="4" w:space="0" w:color="000000"/>
+              <w:left w:val="single" w:sz="4" w:space="0" w:color="000000"/>
+              <w:bottom w:val="single" w:sz="4" w:space="0" w:color="000000"/>
+              <w:right w:val="single" w:sz="4" w:space="0" w:color="000000"/>
+            </w:tcBorders>
+            <w:vAlign w:val="center"/>
+          </w:tcPr>
+          <w:p>
+            <w:pPr>
+              <w:spacing w:before="40" w:after="40"/>
+              <w:jc w:val="left"/>
+            </w:pPr>
+            <w:r>
+              <w:rPr>
+                <w:rFonts w:ascii="Adani" w:hAnsi="Adani"/>
+                <w:b w:val="0"/>
+                <w:sz w:val="18"/>
+                <w:u w:val="none"/>
+              </w:rPr>
+              <w:t>30/11/2024</w:t>
+            </w:r>
+          </w:p>
+        </w:tc>
+      </w:tr>
+      <w:tr>
+        <w:tc>
+          <w:tcPr>
+            <w:tcW w:type="dxa" w:w="680"/>
+            <w:shd w:val="clear" w:color="auto" w:fill="FFFFFF"/>
+            <w:tcBorders>
+              <w:top w:val="single" w:sz="4" w:space="0" w:color="000000"/>
+              <w:left w:val="single" w:sz="4" w:space="0" w:color="000000"/>
+              <w:bottom w:val="single" w:sz="4" w:space="0" w:color="000000"/>
+              <w:right w:val="single" w:sz="4" w:space="0" w:color="000000"/>
+            </w:tcBorders>
+            <w:vAlign w:val="center"/>
+          </w:tcPr>
+          <w:p>
+            <w:pPr>
+              <w:spacing w:before="40" w:after="40"/>
+              <w:jc w:val="left"/>
+            </w:pPr>
+            <w:r>
+              <w:rPr>
+                <w:rFonts w:ascii="Adani" w:hAnsi="Adani"/>
+                <w:b w:val="0"/>
+                <w:sz w:val="18"/>
+                <w:u w:val="none"/>
+              </w:rPr>
+              <w:t>8</w:t>
+            </w:r>
+          </w:p>
+        </w:tc>
+        <w:tc>
+          <w:tcPr>
+            <w:tcW w:type="dxa" w:w="3969"/>
+            <w:shd w:val="clear" w:color="auto" w:fill="FFFFFF"/>
+            <w:tcBorders>
+              <w:top w:val="single" w:sz="4" w:space="0" w:color="000000"/>
+              <w:left w:val="single" w:sz="4" w:space="0" w:color="000000"/>
+              <w:bottom w:val="single" w:sz="4" w:space="0" w:color="000000"/>
+              <w:right w:val="single" w:sz="4" w:space="0" w:color="000000"/>
+            </w:tcBorders>
+            <w:vAlign w:val="center"/>
+          </w:tcPr>
+          <w:p>
+            <w:pPr>
+              <w:spacing w:before="40" w:after="40"/>
+              <w:jc w:val="left"/>
+            </w:pPr>
+            <w:r>
+              <w:rPr>
+                <w:rFonts w:ascii="Adani" w:hAnsi="Adani"/>
+                <w:b w:val="0"/>
+                <w:sz w:val="18"/>
+                <w:u w:val="none"/>
+              </w:rPr>
+              <w:t>SARWA PROJECTS PRIVATE LIMITED</w:t>
+            </w:r>
+          </w:p>
+        </w:tc>
+        <w:tc>
+          <w:tcPr>
+            <w:tcW w:type="dxa" w:w="1814"/>
+            <w:shd w:val="clear" w:color="auto" w:fill="FFFFFF"/>
+            <w:tcBorders>
+              <w:top w:val="single" w:sz="4" w:space="0" w:color="000000"/>
+              <w:left w:val="single" w:sz="4" w:space="0" w:color="000000"/>
+              <w:bottom w:val="single" w:sz="4" w:space="0" w:color="000000"/>
+              <w:right w:val="single" w:sz="4" w:space="0" w:color="000000"/>
+            </w:tcBorders>
+            <w:vAlign w:val="center"/>
+          </w:tcPr>
+          <w:p>
+            <w:pPr>
+              <w:spacing w:before="40" w:after="40"/>
+              <w:jc w:val="left"/>
+            </w:pPr>
+            <w:r>
+              <w:rPr>
+                <w:rFonts w:ascii="Adani" w:hAnsi="Adani"/>
+                <w:b w:val="0"/>
+                <w:sz w:val="18"/>
+                <w:u w:val="none"/>
+              </w:rPr>
+              <w:t>Director</w:t>
+            </w:r>
+          </w:p>
+        </w:tc>
+        <w:tc>
+          <w:tcPr>
+            <w:tcW w:type="dxa" w:w="1020"/>
+            <w:shd w:val="clear" w:color="auto" w:fill="FFFFFF"/>
+            <w:tcBorders>
+              <w:top w:val="single" w:sz="4" w:space="0" w:color="000000"/>
+              <w:left w:val="single" w:sz="4" w:space="0" w:color="000000"/>
+              <w:bottom w:val="single" w:sz="4" w:space="0" w:color="000000"/>
+              <w:right w:val="single" w:sz="4" w:space="0" w:color="000000"/>
+            </w:tcBorders>
+            <w:vAlign w:val="center"/>
+          </w:tcPr>
+          <w:p>
+            <w:pPr>
+              <w:spacing w:before="40" w:after="40"/>
+              <w:jc w:val="left"/>
+            </w:pPr>
+            <w:r>
+              <w:rPr>
+                <w:rFonts w:ascii="Adani" w:hAnsi="Adani"/>
+                <w:b w:val="0"/>
+                <w:sz w:val="18"/>
+                <w:u w:val="none"/>
+              </w:rPr>
+              <w:t>NIL</w:t>
+            </w:r>
+          </w:p>
+        </w:tc>
+        <w:tc>
+          <w:tcPr>
+            <w:tcW w:type="dxa" w:w="1247"/>
+            <w:shd w:val="clear" w:color="auto" w:fill="FFFFFF"/>
+            <w:tcBorders>
+              <w:top w:val="single" w:sz="4" w:space="0" w:color="000000"/>
+              <w:left w:val="single" w:sz="4" w:space="0" w:color="000000"/>
+              <w:bottom w:val="single" w:sz="4" w:space="0" w:color="000000"/>
+              <w:right w:val="single" w:sz="4" w:space="0" w:color="000000"/>
+            </w:tcBorders>
+            <w:vAlign w:val="center"/>
+          </w:tcPr>
+          <w:p>
+            <w:pPr>
+              <w:spacing w:before="40" w:after="40"/>
+              <w:jc w:val="left"/>
+            </w:pPr>
+            <w:r>
+              <w:rPr>
+                <w:rFonts w:ascii="Adani" w:hAnsi="Adani"/>
+                <w:b w:val="0"/>
+                <w:sz w:val="18"/>
+                <w:u w:val="none"/>
+              </w:rPr>
+              <w:t>30/11/2024</w:t>
+            </w:r>
+          </w:p>
+        </w:tc>
+      </w:tr>
+      <w:tr>
+        <w:tc>
+          <w:tcPr>
+            <w:tcW w:type="dxa" w:w="680"/>
+            <w:shd w:val="clear" w:color="auto" w:fill="FFFFFF"/>
+            <w:tcBorders>
+              <w:top w:val="single" w:sz="4" w:space="0" w:color="000000"/>
+              <w:left w:val="single" w:sz="4" w:space="0" w:color="000000"/>
+              <w:bottom w:val="single" w:sz="4" w:space="0" w:color="000000"/>
+              <w:right w:val="single" w:sz="4" w:space="0" w:color="000000"/>
+            </w:tcBorders>
+            <w:vAlign w:val="center"/>
+          </w:tcPr>
+          <w:p>
+            <w:pPr>
+              <w:spacing w:before="40" w:after="40"/>
+              <w:jc w:val="left"/>
+            </w:pPr>
+            <w:r>
+              <w:rPr>
+                <w:rFonts w:ascii="Adani" w:hAnsi="Adani"/>
+                <w:b w:val="0"/>
+                <w:sz w:val="18"/>
+                <w:u w:val="none"/>
+              </w:rPr>
+              <w:t>9</w:t>
+            </w:r>
+          </w:p>
+        </w:tc>
+        <w:tc>
+          <w:tcPr>
+            <w:tcW w:type="dxa" w:w="3969"/>
+            <w:shd w:val="clear" w:color="auto" w:fill="FFFFFF"/>
+            <w:tcBorders>
+              <w:top w:val="single" w:sz="4" w:space="0" w:color="000000"/>
+              <w:left w:val="single" w:sz="4" w:space="0" w:color="000000"/>
+              <w:bottom w:val="single" w:sz="4" w:space="0" w:color="000000"/>
+              <w:right w:val="single" w:sz="4" w:space="0" w:color="000000"/>
+            </w:tcBorders>
+            <w:vAlign w:val="center"/>
+          </w:tcPr>
+          <w:p>
+            <w:pPr>
+              <w:spacing w:before="40" w:after="40"/>
+              <w:jc w:val="left"/>
+            </w:pPr>
+            <w:r>
+              <w:rPr>
+                <w:rFonts w:ascii="Adani" w:hAnsi="Adani"/>
+                <w:b w:val="0"/>
+                <w:sz w:val="18"/>
+                <w:u w:val="none"/>
+              </w:rPr>
+              <w:t>SEED BIOCOAT PRIVATE LIMITED</w:t>
             </w:r>
           </w:p>
         </w:tc>
@@ -1071,7 +1639,7 @@
                 <w:sz w:val="18"/>
                 <w:u w:val="none"/>
               </w:rPr>
-              <w:t>6</w:t>
+              <w:t>10</w:t>
             </w:r>
           </w:p>
         </w:tc>
@@ -1099,7 +1667,7 @@
                 <w:sz w:val="18"/>
                 <w:u w:val="none"/>
               </w:rPr>
-              <w:t>WEST PEAK DATA CENTER PRIVATE LIMITED</w:t>
+              <w:t>VIDIP REALTORS PRIVATE LIMITED</w:t>
             </w:r>
           </w:p>
         </w:tc>
@@ -1127,7 +1695,7 @@
                 <w:sz w:val="18"/>
                 <w:u w:val="none"/>
               </w:rPr>
-              <w:t>Additional Director</w:t>
+              <w:t>Director</w:t>
             </w:r>
           </w:p>
         </w:tc>
@@ -1183,575 +1751,7 @@
                 <w:sz w:val="18"/>
                 <w:u w:val="none"/>
               </w:rPr>
-              <w:t>06/06/2024</w:t>
-            </w:r>
-          </w:p>
-        </w:tc>
-      </w:tr>
-      <w:tr>
-        <w:tc>
-          <w:tcPr>
-            <w:tcW w:type="dxa" w:w="680"/>
-            <w:shd w:val="clear" w:color="auto" w:fill="FFFFFF"/>
-            <w:tcBorders>
-              <w:top w:val="single" w:sz="4" w:space="0" w:color="000000"/>
-              <w:left w:val="single" w:sz="4" w:space="0" w:color="000000"/>
-              <w:bottom w:val="single" w:sz="4" w:space="0" w:color="000000"/>
-              <w:right w:val="single" w:sz="4" w:space="0" w:color="000000"/>
-            </w:tcBorders>
-            <w:vAlign w:val="center"/>
-          </w:tcPr>
-          <w:p>
-            <w:pPr>
-              <w:spacing w:before="40" w:after="40"/>
-              <w:jc w:val="left"/>
-            </w:pPr>
-            <w:r>
-              <w:rPr>
-                <w:rFonts w:ascii="Adani" w:hAnsi="Adani"/>
-                <w:b w:val="0"/>
-                <w:sz w:val="18"/>
-                <w:u w:val="none"/>
-              </w:rPr>
-              <w:t>7</w:t>
-            </w:r>
-          </w:p>
-        </w:tc>
-        <w:tc>
-          <w:tcPr>
-            <w:tcW w:type="dxa" w:w="3969"/>
-            <w:shd w:val="clear" w:color="auto" w:fill="FFFFFF"/>
-            <w:tcBorders>
-              <w:top w:val="single" w:sz="4" w:space="0" w:color="000000"/>
-              <w:left w:val="single" w:sz="4" w:space="0" w:color="000000"/>
-              <w:bottom w:val="single" w:sz="4" w:space="0" w:color="000000"/>
-              <w:right w:val="single" w:sz="4" w:space="0" w:color="000000"/>
-            </w:tcBorders>
-            <w:vAlign w:val="center"/>
-          </w:tcPr>
-          <w:p>
-            <w:pPr>
-              <w:spacing w:before="40" w:after="40"/>
-              <w:jc w:val="left"/>
-            </w:pPr>
-            <w:r>
-              <w:rPr>
-                <w:rFonts w:ascii="Adani" w:hAnsi="Adani"/>
-                <w:b w:val="0"/>
-                <w:sz w:val="18"/>
-                <w:u w:val="none"/>
-              </w:rPr>
-              <w:t>RG DATA CENTER PRIVATE LIMITED</w:t>
-            </w:r>
-          </w:p>
-        </w:tc>
-        <w:tc>
-          <w:tcPr>
-            <w:tcW w:type="dxa" w:w="1814"/>
-            <w:shd w:val="clear" w:color="auto" w:fill="FFFFFF"/>
-            <w:tcBorders>
-              <w:top w:val="single" w:sz="4" w:space="0" w:color="000000"/>
-              <w:left w:val="single" w:sz="4" w:space="0" w:color="000000"/>
-              <w:bottom w:val="single" w:sz="4" w:space="0" w:color="000000"/>
-              <w:right w:val="single" w:sz="4" w:space="0" w:color="000000"/>
-            </w:tcBorders>
-            <w:vAlign w:val="center"/>
-          </w:tcPr>
-          <w:p>
-            <w:pPr>
-              <w:spacing w:before="40" w:after="40"/>
-              <w:jc w:val="left"/>
-            </w:pPr>
-            <w:r>
-              <w:rPr>
-                <w:rFonts w:ascii="Adani" w:hAnsi="Adani"/>
-                <w:b w:val="0"/>
-                <w:sz w:val="18"/>
-                <w:u w:val="none"/>
-              </w:rPr>
-              <w:t>Additional Director</w:t>
-            </w:r>
-          </w:p>
-        </w:tc>
-        <w:tc>
-          <w:tcPr>
-            <w:tcW w:type="dxa" w:w="1020"/>
-            <w:shd w:val="clear" w:color="auto" w:fill="FFFFFF"/>
-            <w:tcBorders>
-              <w:top w:val="single" w:sz="4" w:space="0" w:color="000000"/>
-              <w:left w:val="single" w:sz="4" w:space="0" w:color="000000"/>
-              <w:bottom w:val="single" w:sz="4" w:space="0" w:color="000000"/>
-              <w:right w:val="single" w:sz="4" w:space="0" w:color="000000"/>
-            </w:tcBorders>
-            <w:vAlign w:val="center"/>
-          </w:tcPr>
-          <w:p>
-            <w:pPr>
-              <w:spacing w:before="40" w:after="40"/>
-              <w:jc w:val="left"/>
-            </w:pPr>
-            <w:r>
-              <w:rPr>
-                <w:rFonts w:ascii="Adani" w:hAnsi="Adani"/>
-                <w:b w:val="0"/>
-                <w:sz w:val="18"/>
-                <w:u w:val="none"/>
-              </w:rPr>
-              <w:t>NIL</w:t>
-            </w:r>
-          </w:p>
-        </w:tc>
-        <w:tc>
-          <w:tcPr>
-            <w:tcW w:type="dxa" w:w="1247"/>
-            <w:shd w:val="clear" w:color="auto" w:fill="FFFFFF"/>
-            <w:tcBorders>
-              <w:top w:val="single" w:sz="4" w:space="0" w:color="000000"/>
-              <w:left w:val="single" w:sz="4" w:space="0" w:color="000000"/>
-              <w:bottom w:val="single" w:sz="4" w:space="0" w:color="000000"/>
-              <w:right w:val="single" w:sz="4" w:space="0" w:color="000000"/>
-            </w:tcBorders>
-            <w:vAlign w:val="center"/>
-          </w:tcPr>
-          <w:p>
-            <w:pPr>
-              <w:spacing w:before="40" w:after="40"/>
-              <w:jc w:val="left"/>
-            </w:pPr>
-            <w:r>
-              <w:rPr>
-                <w:rFonts w:ascii="Adani" w:hAnsi="Adani"/>
-                <w:b w:val="0"/>
-                <w:sz w:val="18"/>
-                <w:u w:val="none"/>
-              </w:rPr>
-              <w:t>04/06/2024</w:t>
-            </w:r>
-          </w:p>
-        </w:tc>
-      </w:tr>
-      <w:tr>
-        <w:tc>
-          <w:tcPr>
-            <w:tcW w:type="dxa" w:w="680"/>
-            <w:shd w:val="clear" w:color="auto" w:fill="FFFFFF"/>
-            <w:tcBorders>
-              <w:top w:val="single" w:sz="4" w:space="0" w:color="000000"/>
-              <w:left w:val="single" w:sz="4" w:space="0" w:color="000000"/>
-              <w:bottom w:val="single" w:sz="4" w:space="0" w:color="000000"/>
-              <w:right w:val="single" w:sz="4" w:space="0" w:color="000000"/>
-            </w:tcBorders>
-            <w:vAlign w:val="center"/>
-          </w:tcPr>
-          <w:p>
-            <w:pPr>
-              <w:spacing w:before="40" w:after="40"/>
-              <w:jc w:val="left"/>
-            </w:pPr>
-            <w:r>
-              <w:rPr>
-                <w:rFonts w:ascii="Adani" w:hAnsi="Adani"/>
-                <w:b w:val="0"/>
-                <w:sz w:val="18"/>
-                <w:u w:val="none"/>
-              </w:rPr>
-              <w:t>8</w:t>
-            </w:r>
-          </w:p>
-        </w:tc>
-        <w:tc>
-          <w:tcPr>
-            <w:tcW w:type="dxa" w:w="3969"/>
-            <w:shd w:val="clear" w:color="auto" w:fill="FFFFFF"/>
-            <w:tcBorders>
-              <w:top w:val="single" w:sz="4" w:space="0" w:color="000000"/>
-              <w:left w:val="single" w:sz="4" w:space="0" w:color="000000"/>
-              <w:bottom w:val="single" w:sz="4" w:space="0" w:color="000000"/>
-              <w:right w:val="single" w:sz="4" w:space="0" w:color="000000"/>
-            </w:tcBorders>
-            <w:vAlign w:val="center"/>
-          </w:tcPr>
-          <w:p>
-            <w:pPr>
-              <w:spacing w:before="40" w:after="40"/>
-              <w:jc w:val="left"/>
-            </w:pPr>
-            <w:r>
-              <w:rPr>
-                <w:rFonts w:ascii="Adani" w:hAnsi="Adani"/>
-                <w:b w:val="0"/>
-                <w:sz w:val="18"/>
-                <w:u w:val="none"/>
-              </w:rPr>
-              <w:t>SEED BIOCOAT PRIVATE LIMITED</w:t>
-            </w:r>
-          </w:p>
-        </w:tc>
-        <w:tc>
-          <w:tcPr>
-            <w:tcW w:type="dxa" w:w="1814"/>
-            <w:shd w:val="clear" w:color="auto" w:fill="FFFFFF"/>
-            <w:tcBorders>
-              <w:top w:val="single" w:sz="4" w:space="0" w:color="000000"/>
-              <w:left w:val="single" w:sz="4" w:space="0" w:color="000000"/>
-              <w:bottom w:val="single" w:sz="4" w:space="0" w:color="000000"/>
-              <w:right w:val="single" w:sz="4" w:space="0" w:color="000000"/>
-            </w:tcBorders>
-            <w:vAlign w:val="center"/>
-          </w:tcPr>
-          <w:p>
-            <w:pPr>
-              <w:spacing w:before="40" w:after="40"/>
-              <w:jc w:val="left"/>
-            </w:pPr>
-            <w:r>
-              <w:rPr>
-                <w:rFonts w:ascii="Adani" w:hAnsi="Adani"/>
-                <w:b w:val="0"/>
-                <w:sz w:val="18"/>
-                <w:u w:val="none"/>
-              </w:rPr>
-              <w:t>Additional Director</w:t>
-            </w:r>
-          </w:p>
-        </w:tc>
-        <w:tc>
-          <w:tcPr>
-            <w:tcW w:type="dxa" w:w="1020"/>
-            <w:shd w:val="clear" w:color="auto" w:fill="FFFFFF"/>
-            <w:tcBorders>
-              <w:top w:val="single" w:sz="4" w:space="0" w:color="000000"/>
-              <w:left w:val="single" w:sz="4" w:space="0" w:color="000000"/>
-              <w:bottom w:val="single" w:sz="4" w:space="0" w:color="000000"/>
-              <w:right w:val="single" w:sz="4" w:space="0" w:color="000000"/>
-            </w:tcBorders>
-            <w:vAlign w:val="center"/>
-          </w:tcPr>
-          <w:p>
-            <w:pPr>
-              <w:spacing w:before="40" w:after="40"/>
-              <w:jc w:val="left"/>
-            </w:pPr>
-            <w:r>
-              <w:rPr>
-                <w:rFonts w:ascii="Adani" w:hAnsi="Adani"/>
-                <w:b w:val="0"/>
-                <w:sz w:val="18"/>
-                <w:u w:val="none"/>
-              </w:rPr>
-              <w:t>NIL</w:t>
-            </w:r>
-          </w:p>
-        </w:tc>
-        <w:tc>
-          <w:tcPr>
-            <w:tcW w:type="dxa" w:w="1247"/>
-            <w:shd w:val="clear" w:color="auto" w:fill="FFFFFF"/>
-            <w:tcBorders>
-              <w:top w:val="single" w:sz="4" w:space="0" w:color="000000"/>
-              <w:left w:val="single" w:sz="4" w:space="0" w:color="000000"/>
-              <w:bottom w:val="single" w:sz="4" w:space="0" w:color="000000"/>
-              <w:right w:val="single" w:sz="4" w:space="0" w:color="000000"/>
-            </w:tcBorders>
-            <w:vAlign w:val="center"/>
-          </w:tcPr>
-          <w:p>
-            <w:pPr>
-              <w:spacing w:before="40" w:after="40"/>
-              <w:jc w:val="left"/>
-            </w:pPr>
-            <w:r>
-              <w:rPr>
-                <w:rFonts w:ascii="Adani" w:hAnsi="Adani"/>
-                <w:b w:val="0"/>
-                <w:sz w:val="18"/>
-                <w:u w:val="none"/>
-              </w:rPr>
-              <w:t>08/05/2024</w:t>
-            </w:r>
-          </w:p>
-        </w:tc>
-      </w:tr>
-      <w:tr>
-        <w:tc>
-          <w:tcPr>
-            <w:tcW w:type="dxa" w:w="680"/>
-            <w:shd w:val="clear" w:color="auto" w:fill="FFFFFF"/>
-            <w:tcBorders>
-              <w:top w:val="single" w:sz="4" w:space="0" w:color="000000"/>
-              <w:left w:val="single" w:sz="4" w:space="0" w:color="000000"/>
-              <w:bottom w:val="single" w:sz="4" w:space="0" w:color="000000"/>
-              <w:right w:val="single" w:sz="4" w:space="0" w:color="000000"/>
-            </w:tcBorders>
-            <w:vAlign w:val="center"/>
-          </w:tcPr>
-          <w:p>
-            <w:pPr>
-              <w:spacing w:before="40" w:after="40"/>
-              <w:jc w:val="left"/>
-            </w:pPr>
-            <w:r>
-              <w:rPr>
-                <w:rFonts w:ascii="Adani" w:hAnsi="Adani"/>
-                <w:b w:val="0"/>
-                <w:sz w:val="18"/>
-                <w:u w:val="none"/>
-              </w:rPr>
-              <w:t>9</w:t>
-            </w:r>
-          </w:p>
-        </w:tc>
-        <w:tc>
-          <w:tcPr>
-            <w:tcW w:type="dxa" w:w="3969"/>
-            <w:shd w:val="clear" w:color="auto" w:fill="FFFFFF"/>
-            <w:tcBorders>
-              <w:top w:val="single" w:sz="4" w:space="0" w:color="000000"/>
-              <w:left w:val="single" w:sz="4" w:space="0" w:color="000000"/>
-              <w:bottom w:val="single" w:sz="4" w:space="0" w:color="000000"/>
-              <w:right w:val="single" w:sz="4" w:space="0" w:color="000000"/>
-            </w:tcBorders>
-            <w:vAlign w:val="center"/>
-          </w:tcPr>
-          <w:p>
-            <w:pPr>
-              <w:spacing w:before="40" w:after="40"/>
-              <w:jc w:val="left"/>
-            </w:pPr>
-            <w:r>
-              <w:rPr>
-                <w:rFonts w:ascii="Adani" w:hAnsi="Adani"/>
-                <w:b w:val="0"/>
-                <w:sz w:val="18"/>
-                <w:u w:val="none"/>
-              </w:rPr>
-              <w:t>SARWA PROJECTS PRIVATE LIMITED</w:t>
-            </w:r>
-          </w:p>
-        </w:tc>
-        <w:tc>
-          <w:tcPr>
-            <w:tcW w:type="dxa" w:w="1814"/>
-            <w:shd w:val="clear" w:color="auto" w:fill="FFFFFF"/>
-            <w:tcBorders>
-              <w:top w:val="single" w:sz="4" w:space="0" w:color="000000"/>
-              <w:left w:val="single" w:sz="4" w:space="0" w:color="000000"/>
-              <w:bottom w:val="single" w:sz="4" w:space="0" w:color="000000"/>
-              <w:right w:val="single" w:sz="4" w:space="0" w:color="000000"/>
-            </w:tcBorders>
-            <w:vAlign w:val="center"/>
-          </w:tcPr>
-          <w:p>
-            <w:pPr>
-              <w:spacing w:before="40" w:after="40"/>
-              <w:jc w:val="left"/>
-            </w:pPr>
-            <w:r>
-              <w:rPr>
-                <w:rFonts w:ascii="Adani" w:hAnsi="Adani"/>
-                <w:b w:val="0"/>
-                <w:sz w:val="18"/>
-                <w:u w:val="none"/>
-              </w:rPr>
-              <w:t>Additional Director</w:t>
-            </w:r>
-          </w:p>
-        </w:tc>
-        <w:tc>
-          <w:tcPr>
-            <w:tcW w:type="dxa" w:w="1020"/>
-            <w:shd w:val="clear" w:color="auto" w:fill="FFFFFF"/>
-            <w:tcBorders>
-              <w:top w:val="single" w:sz="4" w:space="0" w:color="000000"/>
-              <w:left w:val="single" w:sz="4" w:space="0" w:color="000000"/>
-              <w:bottom w:val="single" w:sz="4" w:space="0" w:color="000000"/>
-              <w:right w:val="single" w:sz="4" w:space="0" w:color="000000"/>
-            </w:tcBorders>
-            <w:vAlign w:val="center"/>
-          </w:tcPr>
-          <w:p>
-            <w:pPr>
-              <w:spacing w:before="40" w:after="40"/>
-              <w:jc w:val="left"/>
-            </w:pPr>
-            <w:r>
-              <w:rPr>
-                <w:rFonts w:ascii="Adani" w:hAnsi="Adani"/>
-                <w:b w:val="0"/>
-                <w:sz w:val="18"/>
-                <w:u w:val="none"/>
-              </w:rPr>
-              <w:t>NIL</w:t>
-            </w:r>
-          </w:p>
-        </w:tc>
-        <w:tc>
-          <w:tcPr>
-            <w:tcW w:type="dxa" w:w="1247"/>
-            <w:shd w:val="clear" w:color="auto" w:fill="FFFFFF"/>
-            <w:tcBorders>
-              <w:top w:val="single" w:sz="4" w:space="0" w:color="000000"/>
-              <w:left w:val="single" w:sz="4" w:space="0" w:color="000000"/>
-              <w:bottom w:val="single" w:sz="4" w:space="0" w:color="000000"/>
-              <w:right w:val="single" w:sz="4" w:space="0" w:color="000000"/>
-            </w:tcBorders>
-            <w:vAlign w:val="center"/>
-          </w:tcPr>
-          <w:p>
-            <w:pPr>
-              <w:spacing w:before="40" w:after="40"/>
-              <w:jc w:val="left"/>
-            </w:pPr>
-            <w:r>
-              <w:rPr>
-                <w:rFonts w:ascii="Adani" w:hAnsi="Adani"/>
-                <w:b w:val="0"/>
-                <w:sz w:val="18"/>
-                <w:u w:val="none"/>
-              </w:rPr>
-              <w:t>03/05/2024</w:t>
-            </w:r>
-          </w:p>
-        </w:tc>
-      </w:tr>
-      <w:tr>
-        <w:tc>
-          <w:tcPr>
-            <w:tcW w:type="dxa" w:w="680"/>
-            <w:shd w:val="clear" w:color="auto" w:fill="FFFFFF"/>
-            <w:tcBorders>
-              <w:top w:val="single" w:sz="4" w:space="0" w:color="000000"/>
-              <w:left w:val="single" w:sz="4" w:space="0" w:color="000000"/>
-              <w:bottom w:val="single" w:sz="4" w:space="0" w:color="000000"/>
-              <w:right w:val="single" w:sz="4" w:space="0" w:color="000000"/>
-            </w:tcBorders>
-            <w:vAlign w:val="center"/>
-          </w:tcPr>
-          <w:p>
-            <w:pPr>
-              <w:spacing w:before="40" w:after="40"/>
-              <w:jc w:val="left"/>
-            </w:pPr>
-            <w:r>
-              <w:rPr>
-                <w:rFonts w:ascii="Adani" w:hAnsi="Adani"/>
-                <w:b w:val="0"/>
-                <w:sz w:val="18"/>
-                <w:u w:val="none"/>
-              </w:rPr>
-              <w:t>10</w:t>
-            </w:r>
-          </w:p>
-        </w:tc>
-        <w:tc>
-          <w:tcPr>
-            <w:tcW w:type="dxa" w:w="3969"/>
-            <w:shd w:val="clear" w:color="auto" w:fill="FFFFFF"/>
-            <w:tcBorders>
-              <w:top w:val="single" w:sz="4" w:space="0" w:color="000000"/>
-              <w:left w:val="single" w:sz="4" w:space="0" w:color="000000"/>
-              <w:bottom w:val="single" w:sz="4" w:space="0" w:color="000000"/>
-              <w:right w:val="single" w:sz="4" w:space="0" w:color="000000"/>
-            </w:tcBorders>
-            <w:vAlign w:val="center"/>
-          </w:tcPr>
-          <w:p>
-            <w:pPr>
-              <w:spacing w:before="40" w:after="40"/>
-              <w:jc w:val="left"/>
-            </w:pPr>
-            <w:r>
-              <w:rPr>
-                <w:rFonts w:ascii="Adani" w:hAnsi="Adani"/>
-                <w:b w:val="0"/>
-                <w:sz w:val="18"/>
-                <w:u w:val="none"/>
-              </w:rPr>
-              <w:t>NIHITA GREEN ENERGY PRIVATE LIMITED</w:t>
-            </w:r>
-          </w:p>
-        </w:tc>
-        <w:tc>
-          <w:tcPr>
-            <w:tcW w:type="dxa" w:w="1814"/>
-            <w:shd w:val="clear" w:color="auto" w:fill="FFFFFF"/>
-            <w:tcBorders>
-              <w:top w:val="single" w:sz="4" w:space="0" w:color="000000"/>
-              <w:left w:val="single" w:sz="4" w:space="0" w:color="000000"/>
-              <w:bottom w:val="single" w:sz="4" w:space="0" w:color="000000"/>
-              <w:right w:val="single" w:sz="4" w:space="0" w:color="000000"/>
-            </w:tcBorders>
-            <w:vAlign w:val="center"/>
-          </w:tcPr>
-          <w:p>
-            <w:pPr>
-              <w:spacing w:before="40" w:after="40"/>
-              <w:jc w:val="left"/>
-            </w:pPr>
-            <w:r>
-              <w:rPr>
-                <w:rFonts w:ascii="Adani" w:hAnsi="Adani"/>
-                <w:b w:val="0"/>
-                <w:sz w:val="18"/>
-                <w:u w:val="none"/>
-              </w:rPr>
-              <w:t>Additional Director</w:t>
-            </w:r>
-          </w:p>
-        </w:tc>
-        <w:tc>
-          <w:tcPr>
-            <w:tcW w:type="dxa" w:w="1020"/>
-            <w:shd w:val="clear" w:color="auto" w:fill="FFFFFF"/>
-            <w:tcBorders>
-              <w:top w:val="single" w:sz="4" w:space="0" w:color="000000"/>
-              <w:left w:val="single" w:sz="4" w:space="0" w:color="000000"/>
-              <w:bottom w:val="single" w:sz="4" w:space="0" w:color="000000"/>
-              <w:right w:val="single" w:sz="4" w:space="0" w:color="000000"/>
-            </w:tcBorders>
-            <w:vAlign w:val="center"/>
-          </w:tcPr>
-          <w:p>
-            <w:pPr>
-              <w:spacing w:before="40" w:after="40"/>
-              <w:jc w:val="left"/>
-            </w:pPr>
-            <w:r>
-              <w:rPr>
-                <w:rFonts w:ascii="Adani" w:hAnsi="Adani"/>
-                <w:b w:val="0"/>
-                <w:sz w:val="18"/>
-                <w:u w:val="none"/>
-              </w:rPr>
-              <w:t>NIL</w:t>
-            </w:r>
-          </w:p>
-        </w:tc>
-        <w:tc>
-          <w:tcPr>
-            <w:tcW w:type="dxa" w:w="1247"/>
-            <w:shd w:val="clear" w:color="auto" w:fill="FFFFFF"/>
-            <w:tcBorders>
-              <w:top w:val="single" w:sz="4" w:space="0" w:color="000000"/>
-              <w:left w:val="single" w:sz="4" w:space="0" w:color="000000"/>
-              <w:bottom w:val="single" w:sz="4" w:space="0" w:color="000000"/>
-              <w:right w:val="single" w:sz="4" w:space="0" w:color="000000"/>
-            </w:tcBorders>
-            <w:vAlign w:val="center"/>
-          </w:tcPr>
-          <w:p>
-            <w:pPr>
-              <w:spacing w:before="40" w:after="40"/>
-              <w:jc w:val="left"/>
-            </w:pPr>
-            <w:r>
-              <w:rPr>
-                <w:rFonts w:ascii="Adani" w:hAnsi="Adani"/>
-                <w:b w:val="0"/>
-                <w:sz w:val="18"/>
-                <w:u w:val="none"/>
-              </w:rPr>
-              <w:t>30/04/2024</w:t>
+              <w:t>30/09/2024</w:t>
             </w:r>
           </w:p>
         </w:tc>
@@ -1809,7 +1809,7 @@
                 <w:sz w:val="18"/>
                 <w:u w:val="none"/>
               </w:rPr>
-              <w:t>VIDIP REALTORS PRIVATE LIMITED</w:t>
+              <w:t>KLIPTEK PROJECTS PRIVATE LIMITED</w:t>
             </w:r>
           </w:p>
         </w:tc>
@@ -1837,7 +1837,7 @@
                 <w:sz w:val="18"/>
                 <w:u w:val="none"/>
               </w:rPr>
-              <w:t>Additional Director</w:t>
+              <w:t>Director</w:t>
             </w:r>
           </w:p>
         </w:tc>
@@ -1893,149 +1893,7 @@
                 <w:sz w:val="18"/>
                 <w:u w:val="none"/>
               </w:rPr>
-              <w:t>30/04/2024</w:t>
-            </w:r>
-          </w:p>
-        </w:tc>
-      </w:tr>
-      <w:tr>
-        <w:tc>
-          <w:tcPr>
-            <w:tcW w:type="dxa" w:w="680"/>
-            <w:shd w:val="clear" w:color="auto" w:fill="FFFFFF"/>
-            <w:tcBorders>
-              <w:top w:val="single" w:sz="4" w:space="0" w:color="000000"/>
-              <w:left w:val="single" w:sz="4" w:space="0" w:color="000000"/>
-              <w:bottom w:val="single" w:sz="4" w:space="0" w:color="000000"/>
-              <w:right w:val="single" w:sz="4" w:space="0" w:color="000000"/>
-            </w:tcBorders>
-            <w:vAlign w:val="center"/>
-          </w:tcPr>
-          <w:p>
-            <w:pPr>
-              <w:spacing w:before="40" w:after="40"/>
-              <w:jc w:val="left"/>
-            </w:pPr>
-            <w:r>
-              <w:rPr>
-                <w:rFonts w:ascii="Adani" w:hAnsi="Adani"/>
-                <w:b w:val="0"/>
-                <w:sz w:val="18"/>
-                <w:u w:val="none"/>
-              </w:rPr>
-              <w:t>12</w:t>
-            </w:r>
-          </w:p>
-        </w:tc>
-        <w:tc>
-          <w:tcPr>
-            <w:tcW w:type="dxa" w:w="3969"/>
-            <w:shd w:val="clear" w:color="auto" w:fill="FFFFFF"/>
-            <w:tcBorders>
-              <w:top w:val="single" w:sz="4" w:space="0" w:color="000000"/>
-              <w:left w:val="single" w:sz="4" w:space="0" w:color="000000"/>
-              <w:bottom w:val="single" w:sz="4" w:space="0" w:color="000000"/>
-              <w:right w:val="single" w:sz="4" w:space="0" w:color="000000"/>
-            </w:tcBorders>
-            <w:vAlign w:val="center"/>
-          </w:tcPr>
-          <w:p>
-            <w:pPr>
-              <w:spacing w:before="40" w:after="40"/>
-              <w:jc w:val="left"/>
-            </w:pPr>
-            <w:r>
-              <w:rPr>
-                <w:rFonts w:ascii="Adani" w:hAnsi="Adani"/>
-                <w:b w:val="0"/>
-                <w:sz w:val="18"/>
-                <w:u w:val="none"/>
-              </w:rPr>
-              <w:t>NIHITA GREEN ENERGY PRIVATE LIMITED</w:t>
-            </w:r>
-          </w:p>
-        </w:tc>
-        <w:tc>
-          <w:tcPr>
-            <w:tcW w:type="dxa" w:w="1814"/>
-            <w:shd w:val="clear" w:color="auto" w:fill="FFFFFF"/>
-            <w:tcBorders>
-              <w:top w:val="single" w:sz="4" w:space="0" w:color="000000"/>
-              <w:left w:val="single" w:sz="4" w:space="0" w:color="000000"/>
-              <w:bottom w:val="single" w:sz="4" w:space="0" w:color="000000"/>
-              <w:right w:val="single" w:sz="4" w:space="0" w:color="000000"/>
-            </w:tcBorders>
-            <w:vAlign w:val="center"/>
-          </w:tcPr>
-          <w:p>
-            <w:pPr>
-              <w:spacing w:before="40" w:after="40"/>
-              <w:jc w:val="left"/>
-            </w:pPr>
-            <w:r>
-              <w:rPr>
-                <w:rFonts w:ascii="Adani" w:hAnsi="Adani"/>
-                <w:b w:val="0"/>
-                <w:sz w:val="18"/>
-                <w:u w:val="none"/>
-              </w:rPr>
-              <w:t>Additional Director</w:t>
-            </w:r>
-          </w:p>
-        </w:tc>
-        <w:tc>
-          <w:tcPr>
-            <w:tcW w:type="dxa" w:w="1020"/>
-            <w:shd w:val="clear" w:color="auto" w:fill="FFFFFF"/>
-            <w:tcBorders>
-              <w:top w:val="single" w:sz="4" w:space="0" w:color="000000"/>
-              <w:left w:val="single" w:sz="4" w:space="0" w:color="000000"/>
-              <w:bottom w:val="single" w:sz="4" w:space="0" w:color="000000"/>
-              <w:right w:val="single" w:sz="4" w:space="0" w:color="000000"/>
-            </w:tcBorders>
-            <w:vAlign w:val="center"/>
-          </w:tcPr>
-          <w:p>
-            <w:pPr>
-              <w:spacing w:before="40" w:after="40"/>
-              <w:jc w:val="left"/>
-            </w:pPr>
-            <w:r>
-              <w:rPr>
-                <w:rFonts w:ascii="Adani" w:hAnsi="Adani"/>
-                <w:b w:val="0"/>
-                <w:sz w:val="18"/>
-                <w:u w:val="none"/>
-              </w:rPr>
-              <w:t>NIL</w:t>
-            </w:r>
-          </w:p>
-        </w:tc>
-        <w:tc>
-          <w:tcPr>
-            <w:tcW w:type="dxa" w:w="1247"/>
-            <w:shd w:val="clear" w:color="auto" w:fill="FFFFFF"/>
-            <w:tcBorders>
-              <w:top w:val="single" w:sz="4" w:space="0" w:color="000000"/>
-              <w:left w:val="single" w:sz="4" w:space="0" w:color="000000"/>
-              <w:bottom w:val="single" w:sz="4" w:space="0" w:color="000000"/>
-              <w:right w:val="single" w:sz="4" w:space="0" w:color="000000"/>
-            </w:tcBorders>
-            <w:vAlign w:val="center"/>
-          </w:tcPr>
-          <w:p>
-            <w:pPr>
-              <w:spacing w:before="40" w:after="40"/>
-              <w:jc w:val="left"/>
-            </w:pPr>
-            <w:r>
-              <w:rPr>
-                <w:rFonts w:ascii="Adani" w:hAnsi="Adani"/>
-                <w:b w:val="0"/>
-                <w:sz w:val="18"/>
-                <w:u w:val="none"/>
-              </w:rPr>
-              <w:t>30/04/2024</w:t>
+              <w:t>30/09/2024</w:t>
             </w:r>
           </w:p>
         </w:tc>
@@ -2272,7 +2130,7 @@
                 <w:sz w:val="18"/>
                 <w:u w:val="none"/>
               </w:rPr>
-              <w:t>Date:   27th May, 2026</w:t>
+              <w:t>Date:   09th June, 2026</w:t>
             </w:r>
           </w:p>
         </w:tc>
@@ -3309,7 +3167,7 @@
                 <w:sz w:val="18"/>
                 <w:u w:val="none"/>
               </w:rPr>
-              <w:t>Date:   27th May, 2026</w:t>
+              <w:t>Date:   09th June, 2026</w:t>
             </w:r>
           </w:p>
         </w:tc>
@@ -3470,7 +3328,7 @@
           <w:sz w:val="20"/>
           <w:u w:val="none"/>
         </w:rPr>
-        <w:t>27th May, 2026</w:t>
+        <w:t>09th June, 2026</w:t>
       </w:r>
     </w:p>
     <w:p>
@@ -3560,7 +3418,7 @@
           <w:sz w:val="20"/>
           <w:u w:val="none"/>
         </w:rPr>
-        <w:t>INFRADIGEST DEVELOPERS PRIVATE LIMITED</w:t>
+        <w:t>NIHITA GREEN ENERGY PRIVATE LIMITED</w:t>
       </w:r>
     </w:p>
     <w:p>
@@ -3575,7 +3433,22 @@
           <w:sz w:val="20"/>
           <w:u w:val="none"/>
         </w:rPr>
-        <w:t>KLIPTEK PROJECTS PRIVATE LIMITED</w:t>
+        <w:t>RG DATA CENTER PRIVATE LIMITED</w:t>
+      </w:r>
+    </w:p>
+    <w:p>
+      <w:pPr>
+        <w:spacing w:before="0" w:after="20"/>
+        <w:jc w:val="left"/>
+      </w:pPr>
+      <w:r>
+        <w:rPr>
+          <w:rFonts w:ascii="Adani" w:hAnsi="Adani"/>
+          <w:b/>
+          <w:sz w:val="20"/>
+          <w:u w:val="none"/>
+        </w:rPr>
+        <w:t>INFRADIGEST DEVELOPERS PRIVATE LIMITED</w:t>
       </w:r>
     </w:p>
     <w:p>
@@ -3605,7 +3478,7 @@
           <w:sz w:val="20"/>
           <w:u w:val="none"/>
         </w:rPr>
-        <w:t>RG DATA CENTER PRIVATE LIMITED</w:t>
+        <w:t>SARWA PROJECTS PRIVATE LIMITED</w:t>
       </w:r>
     </w:p>
     <w:p>
@@ -3635,7 +3508,7 @@
           <w:sz w:val="20"/>
           <w:u w:val="none"/>
         </w:rPr>
-        <w:t>SARWA PROJECTS PRIVATE LIMITED</w:t>
+        <w:t>VIDIP REALTORS PRIVATE LIMITED</w:t>
       </w:r>
     </w:p>
     <w:p>
@@ -3650,22 +3523,7 @@
           <w:sz w:val="20"/>
           <w:u w:val="none"/>
         </w:rPr>
-        <w:t>NIHITA GREEN ENERGY PRIVATE LIMITED</w:t>
-      </w:r>
-    </w:p>
-    <w:p>
-      <w:pPr>
-        <w:spacing w:before="0" w:after="20"/>
-        <w:jc w:val="left"/>
-      </w:pPr>
-      <w:r>
-        <w:rPr>
-          <w:rFonts w:ascii="Adani" w:hAnsi="Adani"/>
-          <w:b/>
-          <w:sz w:val="20"/>
-          <w:u w:val="none"/>
-        </w:rPr>
-        <w:t>VIDIP REALTORS PRIVATE LIMITED</w:t>
+        <w:t>KLIPTEK PROJECTS PRIVATE LIMITED</w:t>
       </w:r>
     </w:p>
     <w:p/>
@@ -3821,7 +3679,7 @@
           <w:sz w:val="20"/>
           <w:u w:val="none"/>
         </w:rPr>
-        <w:t>INFRADIGEST DEVELOPERS PRIVATE LIMITED</w:t>
+        <w:t>NIHITA GREEN ENERGY PRIVATE LIMITED</w:t>
       </w:r>
     </w:p>
     <w:p>
@@ -3836,7 +3694,22 @@
           <w:sz w:val="20"/>
           <w:u w:val="none"/>
         </w:rPr>
-        <w:t>KLIPTEK PROJECTS PRIVATE LIMITED</w:t>
+        <w:t>RG DATA CENTER PRIVATE LIMITED</w:t>
+      </w:r>
+    </w:p>
+    <w:p>
+      <w:pPr>
+        <w:spacing w:before="0" w:after="20"/>
+        <w:jc w:val="left"/>
+      </w:pPr>
+      <w:r>
+        <w:rPr>
+          <w:rFonts w:ascii="Adani" w:hAnsi="Adani"/>
+          <w:b w:val="0"/>
+          <w:sz w:val="20"/>
+          <w:u w:val="none"/>
+        </w:rPr>
+        <w:t>INFRADIGEST DEVELOPERS PRIVATE LIMITED</w:t>
       </w:r>
     </w:p>
     <w:p>
@@ -3866,7 +3739,7 @@
           <w:sz w:val="20"/>
           <w:u w:val="none"/>
         </w:rPr>
-        <w:t>RG DATA CENTER PRIVATE LIMITED</w:t>
+        <w:t>SARWA PROJECTS PRIVATE LIMITED</w:t>
       </w:r>
     </w:p>
     <w:p>
@@ -3896,7 +3769,7 @@
           <w:sz w:val="20"/>
           <w:u w:val="none"/>
         </w:rPr>
-        <w:t>SARWA PROJECTS PRIVATE LIMITED</w:t>
+        <w:t>VIDIP REALTORS PRIVATE LIMITED</w:t>
       </w:r>
     </w:p>
     <w:p>
@@ -3911,22 +3784,7 @@
           <w:sz w:val="20"/>
           <w:u w:val="none"/>
         </w:rPr>
-        <w:t>NIHITA GREEN ENERGY PRIVATE LIMITED</w:t>
-      </w:r>
-    </w:p>
-    <w:p>
-      <w:pPr>
-        <w:spacing w:before="0" w:after="20"/>
-        <w:jc w:val="left"/>
-      </w:pPr>
-      <w:r>
-        <w:rPr>
-          <w:rFonts w:ascii="Adani" w:hAnsi="Adani"/>
-          <w:b w:val="0"/>
-          <w:sz w:val="20"/>
-          <w:u w:val="none"/>
-        </w:rPr>
-        <w:t>VIDIP REALTORS PRIVATE LIMITED</w:t>
+        <w:t>KLIPTEK PROJECTS PRIVATE LIMITED</w:t>
       </w:r>
     </w:p>
     <w:p/>
@@ -4684,7 +4542,7 @@
                 <w:sz w:val="18"/>
                 <w:u w:val="none"/>
               </w:rPr>
-              <w:t>12</w:t>
+              <w:t>11</w:t>
             </w:r>
           </w:p>
         </w:tc>
@@ -5199,6 +5057,234 @@
                 <w:sz w:val="18"/>
                 <w:u w:val="none"/>
               </w:rPr>
+              <w:t>U68100GJ2023PTC173504</w:t>
+            </w:r>
+          </w:p>
+        </w:tc>
+        <w:tc>
+          <w:tcPr>
+            <w:tcW w:type="dxa" w:w="4252"/>
+            <w:shd w:val="clear" w:color="auto" w:fill="FFFFFF"/>
+            <w:tcBorders>
+              <w:top w:val="single" w:sz="4" w:space="0" w:color="000000"/>
+              <w:left w:val="single" w:sz="4" w:space="0" w:color="000000"/>
+              <w:bottom w:val="single" w:sz="4" w:space="0" w:color="000000"/>
+              <w:right w:val="single" w:sz="4" w:space="0" w:color="000000"/>
+            </w:tcBorders>
+            <w:vAlign w:val="center"/>
+          </w:tcPr>
+          <w:p>
+            <w:pPr>
+              <w:spacing w:before="40" w:after="40"/>
+              <w:jc w:val="left"/>
+            </w:pPr>
+            <w:r>
+              <w:rPr>
+                <w:rFonts w:ascii="Adani" w:hAnsi="Adani"/>
+                <w:b w:val="0"/>
+                <w:sz w:val="18"/>
+                <w:u w:val="none"/>
+              </w:rPr>
+              <w:t>NIHITA GREEN ENERGY PRIVATE LIMITED</w:t>
+            </w:r>
+          </w:p>
+        </w:tc>
+        <w:tc>
+          <w:tcPr>
+            <w:tcW w:type="dxa" w:w="1587"/>
+            <w:shd w:val="clear" w:color="auto" w:fill="FFFFFF"/>
+            <w:tcBorders>
+              <w:top w:val="single" w:sz="4" w:space="0" w:color="000000"/>
+              <w:left w:val="single" w:sz="4" w:space="0" w:color="000000"/>
+              <w:bottom w:val="single" w:sz="4" w:space="0" w:color="000000"/>
+              <w:right w:val="single" w:sz="4" w:space="0" w:color="000000"/>
+            </w:tcBorders>
+            <w:vAlign w:val="center"/>
+          </w:tcPr>
+          <w:p>
+            <w:pPr>
+              <w:spacing w:before="40" w:after="40"/>
+              <w:jc w:val="left"/>
+            </w:pPr>
+            <w:r>
+              <w:rPr>
+                <w:rFonts w:ascii="Adani" w:hAnsi="Adani"/>
+                <w:b w:val="0"/>
+                <w:sz w:val="18"/>
+                <w:u w:val="none"/>
+              </w:rPr>
+              <w:t>Director</w:t>
+            </w:r>
+          </w:p>
+        </w:tc>
+        <w:tc>
+          <w:tcPr>
+            <w:tcW w:type="dxa" w:w="1304"/>
+            <w:shd w:val="clear" w:color="auto" w:fill="FFFFFF"/>
+            <w:tcBorders>
+              <w:top w:val="single" w:sz="4" w:space="0" w:color="000000"/>
+              <w:left w:val="single" w:sz="4" w:space="0" w:color="000000"/>
+              <w:bottom w:val="single" w:sz="4" w:space="0" w:color="000000"/>
+              <w:right w:val="single" w:sz="4" w:space="0" w:color="000000"/>
+            </w:tcBorders>
+            <w:vAlign w:val="center"/>
+          </w:tcPr>
+          <w:p>
+            <w:pPr>
+              <w:spacing w:before="40" w:after="40"/>
+              <w:jc w:val="left"/>
+            </w:pPr>
+            <w:r>
+              <w:rPr>
+                <w:rFonts w:ascii="Adani" w:hAnsi="Adani"/>
+                <w:b w:val="0"/>
+                <w:sz w:val="18"/>
+                <w:u w:val="none"/>
+              </w:rPr>
+              <w:t>30/11/2024</w:t>
+            </w:r>
+          </w:p>
+        </w:tc>
+      </w:tr>
+      <w:tr>
+        <w:tc>
+          <w:tcPr>
+            <w:tcW w:type="dxa" w:w="2268"/>
+            <w:shd w:val="clear" w:color="auto" w:fill="FFFFFF"/>
+            <w:tcBorders>
+              <w:top w:val="single" w:sz="4" w:space="0" w:color="000000"/>
+              <w:left w:val="single" w:sz="4" w:space="0" w:color="000000"/>
+              <w:bottom w:val="single" w:sz="4" w:space="0" w:color="000000"/>
+              <w:right w:val="single" w:sz="4" w:space="0" w:color="000000"/>
+            </w:tcBorders>
+            <w:vAlign w:val="center"/>
+          </w:tcPr>
+          <w:p>
+            <w:pPr>
+              <w:spacing w:before="40" w:after="40"/>
+              <w:jc w:val="left"/>
+            </w:pPr>
+            <w:r>
+              <w:rPr>
+                <w:rFonts w:ascii="Adani" w:hAnsi="Adani"/>
+                <w:b w:val="0"/>
+                <w:sz w:val="18"/>
+                <w:u w:val="none"/>
+              </w:rPr>
+              <w:t>U68100GJ2023PTC173497</w:t>
+            </w:r>
+          </w:p>
+        </w:tc>
+        <w:tc>
+          <w:tcPr>
+            <w:tcW w:type="dxa" w:w="4252"/>
+            <w:shd w:val="clear" w:color="auto" w:fill="FFFFFF"/>
+            <w:tcBorders>
+              <w:top w:val="single" w:sz="4" w:space="0" w:color="000000"/>
+              <w:left w:val="single" w:sz="4" w:space="0" w:color="000000"/>
+              <w:bottom w:val="single" w:sz="4" w:space="0" w:color="000000"/>
+              <w:right w:val="single" w:sz="4" w:space="0" w:color="000000"/>
+            </w:tcBorders>
+            <w:vAlign w:val="center"/>
+          </w:tcPr>
+          <w:p>
+            <w:pPr>
+              <w:spacing w:before="40" w:after="40"/>
+              <w:jc w:val="left"/>
+            </w:pPr>
+            <w:r>
+              <w:rPr>
+                <w:rFonts w:ascii="Adani" w:hAnsi="Adani"/>
+                <w:b w:val="0"/>
+                <w:sz w:val="18"/>
+                <w:u w:val="none"/>
+              </w:rPr>
+              <w:t>RG DATA CENTER PRIVATE LIMITED</w:t>
+            </w:r>
+          </w:p>
+        </w:tc>
+        <w:tc>
+          <w:tcPr>
+            <w:tcW w:type="dxa" w:w="1587"/>
+            <w:shd w:val="clear" w:color="auto" w:fill="FFFFFF"/>
+            <w:tcBorders>
+              <w:top w:val="single" w:sz="4" w:space="0" w:color="000000"/>
+              <w:left w:val="single" w:sz="4" w:space="0" w:color="000000"/>
+              <w:bottom w:val="single" w:sz="4" w:space="0" w:color="000000"/>
+              <w:right w:val="single" w:sz="4" w:space="0" w:color="000000"/>
+            </w:tcBorders>
+            <w:vAlign w:val="center"/>
+          </w:tcPr>
+          <w:p>
+            <w:pPr>
+              <w:spacing w:before="40" w:after="40"/>
+              <w:jc w:val="left"/>
+            </w:pPr>
+            <w:r>
+              <w:rPr>
+                <w:rFonts w:ascii="Adani" w:hAnsi="Adani"/>
+                <w:b w:val="0"/>
+                <w:sz w:val="18"/>
+                <w:u w:val="none"/>
+              </w:rPr>
+              <w:t>Director</w:t>
+            </w:r>
+          </w:p>
+        </w:tc>
+        <w:tc>
+          <w:tcPr>
+            <w:tcW w:type="dxa" w:w="1304"/>
+            <w:shd w:val="clear" w:color="auto" w:fill="FFFFFF"/>
+            <w:tcBorders>
+              <w:top w:val="single" w:sz="4" w:space="0" w:color="000000"/>
+              <w:left w:val="single" w:sz="4" w:space="0" w:color="000000"/>
+              <w:bottom w:val="single" w:sz="4" w:space="0" w:color="000000"/>
+              <w:right w:val="single" w:sz="4" w:space="0" w:color="000000"/>
+            </w:tcBorders>
+            <w:vAlign w:val="center"/>
+          </w:tcPr>
+          <w:p>
+            <w:pPr>
+              <w:spacing w:before="40" w:after="40"/>
+              <w:jc w:val="left"/>
+            </w:pPr>
+            <w:r>
+              <w:rPr>
+                <w:rFonts w:ascii="Adani" w:hAnsi="Adani"/>
+                <w:b w:val="0"/>
+                <w:sz w:val="18"/>
+                <w:u w:val="none"/>
+              </w:rPr>
+              <w:t>30/11/2024</w:t>
+            </w:r>
+          </w:p>
+        </w:tc>
+      </w:tr>
+      <w:tr>
+        <w:tc>
+          <w:tcPr>
+            <w:tcW w:type="dxa" w:w="2268"/>
+            <w:shd w:val="clear" w:color="auto" w:fill="FFFFFF"/>
+            <w:tcBorders>
+              <w:top w:val="single" w:sz="4" w:space="0" w:color="000000"/>
+              <w:left w:val="single" w:sz="4" w:space="0" w:color="000000"/>
+              <w:bottom w:val="single" w:sz="4" w:space="0" w:color="000000"/>
+              <w:right w:val="single" w:sz="4" w:space="0" w:color="000000"/>
+            </w:tcBorders>
+            <w:vAlign w:val="center"/>
+          </w:tcPr>
+          <w:p>
+            <w:pPr>
+              <w:spacing w:before="40" w:after="40"/>
+              <w:jc w:val="left"/>
+            </w:pPr>
+            <w:r>
+              <w:rPr>
+                <w:rFonts w:ascii="Adani" w:hAnsi="Adani"/>
+                <w:b w:val="0"/>
+                <w:sz w:val="18"/>
+                <w:u w:val="none"/>
+              </w:rPr>
               <w:t>U68200GJ2024PTC173503</w:t>
             </w:r>
           </w:p>
@@ -5313,6 +5399,462 @@
                 <w:sz w:val="18"/>
                 <w:u w:val="none"/>
               </w:rPr>
+              <w:t>U68200GJ2023PTC173498</w:t>
+            </w:r>
+          </w:p>
+        </w:tc>
+        <w:tc>
+          <w:tcPr>
+            <w:tcW w:type="dxa" w:w="4252"/>
+            <w:shd w:val="clear" w:color="auto" w:fill="FFFFFF"/>
+            <w:tcBorders>
+              <w:top w:val="single" w:sz="4" w:space="0" w:color="000000"/>
+              <w:left w:val="single" w:sz="4" w:space="0" w:color="000000"/>
+              <w:bottom w:val="single" w:sz="4" w:space="0" w:color="000000"/>
+              <w:right w:val="single" w:sz="4" w:space="0" w:color="000000"/>
+            </w:tcBorders>
+            <w:vAlign w:val="center"/>
+          </w:tcPr>
+          <w:p>
+            <w:pPr>
+              <w:spacing w:before="40" w:after="40"/>
+              <w:jc w:val="left"/>
+            </w:pPr>
+            <w:r>
+              <w:rPr>
+                <w:rFonts w:ascii="Adani" w:hAnsi="Adani"/>
+                <w:b w:val="0"/>
+                <w:sz w:val="18"/>
+                <w:u w:val="none"/>
+              </w:rPr>
+              <w:t>WEST PEAK DATA CENTER PRIVATE LIMITED</w:t>
+            </w:r>
+          </w:p>
+        </w:tc>
+        <w:tc>
+          <w:tcPr>
+            <w:tcW w:type="dxa" w:w="1587"/>
+            <w:shd w:val="clear" w:color="auto" w:fill="FFFFFF"/>
+            <w:tcBorders>
+              <w:top w:val="single" w:sz="4" w:space="0" w:color="000000"/>
+              <w:left w:val="single" w:sz="4" w:space="0" w:color="000000"/>
+              <w:bottom w:val="single" w:sz="4" w:space="0" w:color="000000"/>
+              <w:right w:val="single" w:sz="4" w:space="0" w:color="000000"/>
+            </w:tcBorders>
+            <w:vAlign w:val="center"/>
+          </w:tcPr>
+          <w:p>
+            <w:pPr>
+              <w:spacing w:before="40" w:after="40"/>
+              <w:jc w:val="left"/>
+            </w:pPr>
+            <w:r>
+              <w:rPr>
+                <w:rFonts w:ascii="Adani" w:hAnsi="Adani"/>
+                <w:b w:val="0"/>
+                <w:sz w:val="18"/>
+                <w:u w:val="none"/>
+              </w:rPr>
+              <w:t>Director</w:t>
+            </w:r>
+          </w:p>
+        </w:tc>
+        <w:tc>
+          <w:tcPr>
+            <w:tcW w:type="dxa" w:w="1304"/>
+            <w:shd w:val="clear" w:color="auto" w:fill="FFFFFF"/>
+            <w:tcBorders>
+              <w:top w:val="single" w:sz="4" w:space="0" w:color="000000"/>
+              <w:left w:val="single" w:sz="4" w:space="0" w:color="000000"/>
+              <w:bottom w:val="single" w:sz="4" w:space="0" w:color="000000"/>
+              <w:right w:val="single" w:sz="4" w:space="0" w:color="000000"/>
+            </w:tcBorders>
+            <w:vAlign w:val="center"/>
+          </w:tcPr>
+          <w:p>
+            <w:pPr>
+              <w:spacing w:before="40" w:after="40"/>
+              <w:jc w:val="left"/>
+            </w:pPr>
+            <w:r>
+              <w:rPr>
+                <w:rFonts w:ascii="Adani" w:hAnsi="Adani"/>
+                <w:b w:val="0"/>
+                <w:sz w:val="18"/>
+                <w:u w:val="none"/>
+              </w:rPr>
+              <w:t>30/11/2024</w:t>
+            </w:r>
+          </w:p>
+        </w:tc>
+      </w:tr>
+      <w:tr>
+        <w:tc>
+          <w:tcPr>
+            <w:tcW w:type="dxa" w:w="2268"/>
+            <w:shd w:val="clear" w:color="auto" w:fill="FFFFFF"/>
+            <w:tcBorders>
+              <w:top w:val="single" w:sz="4" w:space="0" w:color="000000"/>
+              <w:left w:val="single" w:sz="4" w:space="0" w:color="000000"/>
+              <w:bottom w:val="single" w:sz="4" w:space="0" w:color="000000"/>
+              <w:right w:val="single" w:sz="4" w:space="0" w:color="000000"/>
+            </w:tcBorders>
+            <w:vAlign w:val="center"/>
+          </w:tcPr>
+          <w:p>
+            <w:pPr>
+              <w:spacing w:before="40" w:after="40"/>
+              <w:jc w:val="left"/>
+            </w:pPr>
+            <w:r>
+              <w:rPr>
+                <w:rFonts w:ascii="Adani" w:hAnsi="Adani"/>
+                <w:b w:val="0"/>
+                <w:sz w:val="18"/>
+                <w:u w:val="none"/>
+              </w:rPr>
+              <w:t>U43900GJ2023PTC173505</w:t>
+            </w:r>
+          </w:p>
+        </w:tc>
+        <w:tc>
+          <w:tcPr>
+            <w:tcW w:type="dxa" w:w="4252"/>
+            <w:shd w:val="clear" w:color="auto" w:fill="FFFFFF"/>
+            <w:tcBorders>
+              <w:top w:val="single" w:sz="4" w:space="0" w:color="000000"/>
+              <w:left w:val="single" w:sz="4" w:space="0" w:color="000000"/>
+              <w:bottom w:val="single" w:sz="4" w:space="0" w:color="000000"/>
+              <w:right w:val="single" w:sz="4" w:space="0" w:color="000000"/>
+            </w:tcBorders>
+            <w:vAlign w:val="center"/>
+          </w:tcPr>
+          <w:p>
+            <w:pPr>
+              <w:spacing w:before="40" w:after="40"/>
+              <w:jc w:val="left"/>
+            </w:pPr>
+            <w:r>
+              <w:rPr>
+                <w:rFonts w:ascii="Adani" w:hAnsi="Adani"/>
+                <w:b w:val="0"/>
+                <w:sz w:val="18"/>
+                <w:u w:val="none"/>
+              </w:rPr>
+              <w:t>SARWA PROJECTS PRIVATE LIMITED</w:t>
+            </w:r>
+          </w:p>
+        </w:tc>
+        <w:tc>
+          <w:tcPr>
+            <w:tcW w:type="dxa" w:w="1587"/>
+            <w:shd w:val="clear" w:color="auto" w:fill="FFFFFF"/>
+            <w:tcBorders>
+              <w:top w:val="single" w:sz="4" w:space="0" w:color="000000"/>
+              <w:left w:val="single" w:sz="4" w:space="0" w:color="000000"/>
+              <w:bottom w:val="single" w:sz="4" w:space="0" w:color="000000"/>
+              <w:right w:val="single" w:sz="4" w:space="0" w:color="000000"/>
+            </w:tcBorders>
+            <w:vAlign w:val="center"/>
+          </w:tcPr>
+          <w:p>
+            <w:pPr>
+              <w:spacing w:before="40" w:after="40"/>
+              <w:jc w:val="left"/>
+            </w:pPr>
+            <w:r>
+              <w:rPr>
+                <w:rFonts w:ascii="Adani" w:hAnsi="Adani"/>
+                <w:b w:val="0"/>
+                <w:sz w:val="18"/>
+                <w:u w:val="none"/>
+              </w:rPr>
+              <w:t>Director</w:t>
+            </w:r>
+          </w:p>
+        </w:tc>
+        <w:tc>
+          <w:tcPr>
+            <w:tcW w:type="dxa" w:w="1304"/>
+            <w:shd w:val="clear" w:color="auto" w:fill="FFFFFF"/>
+            <w:tcBorders>
+              <w:top w:val="single" w:sz="4" w:space="0" w:color="000000"/>
+              <w:left w:val="single" w:sz="4" w:space="0" w:color="000000"/>
+              <w:bottom w:val="single" w:sz="4" w:space="0" w:color="000000"/>
+              <w:right w:val="single" w:sz="4" w:space="0" w:color="000000"/>
+            </w:tcBorders>
+            <w:vAlign w:val="center"/>
+          </w:tcPr>
+          <w:p>
+            <w:pPr>
+              <w:spacing w:before="40" w:after="40"/>
+              <w:jc w:val="left"/>
+            </w:pPr>
+            <w:r>
+              <w:rPr>
+                <w:rFonts w:ascii="Adani" w:hAnsi="Adani"/>
+                <w:b w:val="0"/>
+                <w:sz w:val="18"/>
+                <w:u w:val="none"/>
+              </w:rPr>
+              <w:t>30/11/2024</w:t>
+            </w:r>
+          </w:p>
+        </w:tc>
+      </w:tr>
+      <w:tr>
+        <w:tc>
+          <w:tcPr>
+            <w:tcW w:type="dxa" w:w="2268"/>
+            <w:shd w:val="clear" w:color="auto" w:fill="FFFFFF"/>
+            <w:tcBorders>
+              <w:top w:val="single" w:sz="4" w:space="0" w:color="000000"/>
+              <w:left w:val="single" w:sz="4" w:space="0" w:color="000000"/>
+              <w:bottom w:val="single" w:sz="4" w:space="0" w:color="000000"/>
+              <w:right w:val="single" w:sz="4" w:space="0" w:color="000000"/>
+            </w:tcBorders>
+            <w:vAlign w:val="center"/>
+          </w:tcPr>
+          <w:p>
+            <w:pPr>
+              <w:spacing w:before="40" w:after="40"/>
+              <w:jc w:val="left"/>
+            </w:pPr>
+            <w:r>
+              <w:rPr>
+                <w:rFonts w:ascii="Adani" w:hAnsi="Adani"/>
+                <w:b w:val="0"/>
+                <w:sz w:val="18"/>
+                <w:u w:val="none"/>
+              </w:rPr>
+              <w:t>U01100HR2020PTC085741</w:t>
+            </w:r>
+          </w:p>
+        </w:tc>
+        <w:tc>
+          <w:tcPr>
+            <w:tcW w:type="dxa" w:w="4252"/>
+            <w:shd w:val="clear" w:color="auto" w:fill="FFFFFF"/>
+            <w:tcBorders>
+              <w:top w:val="single" w:sz="4" w:space="0" w:color="000000"/>
+              <w:left w:val="single" w:sz="4" w:space="0" w:color="000000"/>
+              <w:bottom w:val="single" w:sz="4" w:space="0" w:color="000000"/>
+              <w:right w:val="single" w:sz="4" w:space="0" w:color="000000"/>
+            </w:tcBorders>
+            <w:vAlign w:val="center"/>
+          </w:tcPr>
+          <w:p>
+            <w:pPr>
+              <w:spacing w:before="40" w:after="40"/>
+              <w:jc w:val="left"/>
+            </w:pPr>
+            <w:r>
+              <w:rPr>
+                <w:rFonts w:ascii="Adani" w:hAnsi="Adani"/>
+                <w:b w:val="0"/>
+                <w:sz w:val="18"/>
+                <w:u w:val="none"/>
+              </w:rPr>
+              <w:t>SEED BIOCOAT PRIVATE LIMITED</w:t>
+            </w:r>
+          </w:p>
+        </w:tc>
+        <w:tc>
+          <w:tcPr>
+            <w:tcW w:type="dxa" w:w="1587"/>
+            <w:shd w:val="clear" w:color="auto" w:fill="FFFFFF"/>
+            <w:tcBorders>
+              <w:top w:val="single" w:sz="4" w:space="0" w:color="000000"/>
+              <w:left w:val="single" w:sz="4" w:space="0" w:color="000000"/>
+              <w:bottom w:val="single" w:sz="4" w:space="0" w:color="000000"/>
+              <w:right w:val="single" w:sz="4" w:space="0" w:color="000000"/>
+            </w:tcBorders>
+            <w:vAlign w:val="center"/>
+          </w:tcPr>
+          <w:p>
+            <w:pPr>
+              <w:spacing w:before="40" w:after="40"/>
+              <w:jc w:val="left"/>
+            </w:pPr>
+            <w:r>
+              <w:rPr>
+                <w:rFonts w:ascii="Adani" w:hAnsi="Adani"/>
+                <w:b w:val="0"/>
+                <w:sz w:val="18"/>
+                <w:u w:val="none"/>
+              </w:rPr>
+              <w:t>Director</w:t>
+            </w:r>
+          </w:p>
+        </w:tc>
+        <w:tc>
+          <w:tcPr>
+            <w:tcW w:type="dxa" w:w="1304"/>
+            <w:shd w:val="clear" w:color="auto" w:fill="FFFFFF"/>
+            <w:tcBorders>
+              <w:top w:val="single" w:sz="4" w:space="0" w:color="000000"/>
+              <w:left w:val="single" w:sz="4" w:space="0" w:color="000000"/>
+              <w:bottom w:val="single" w:sz="4" w:space="0" w:color="000000"/>
+              <w:right w:val="single" w:sz="4" w:space="0" w:color="000000"/>
+            </w:tcBorders>
+            <w:vAlign w:val="center"/>
+          </w:tcPr>
+          <w:p>
+            <w:pPr>
+              <w:spacing w:before="40" w:after="40"/>
+              <w:jc w:val="left"/>
+            </w:pPr>
+            <w:r>
+              <w:rPr>
+                <w:rFonts w:ascii="Adani" w:hAnsi="Adani"/>
+                <w:b w:val="0"/>
+                <w:sz w:val="18"/>
+                <w:u w:val="none"/>
+              </w:rPr>
+              <w:t>30/09/2024</w:t>
+            </w:r>
+          </w:p>
+        </w:tc>
+      </w:tr>
+      <w:tr>
+        <w:tc>
+          <w:tcPr>
+            <w:tcW w:type="dxa" w:w="2268"/>
+            <w:shd w:val="clear" w:color="auto" w:fill="FFFFFF"/>
+            <w:tcBorders>
+              <w:top w:val="single" w:sz="4" w:space="0" w:color="000000"/>
+              <w:left w:val="single" w:sz="4" w:space="0" w:color="000000"/>
+              <w:bottom w:val="single" w:sz="4" w:space="0" w:color="000000"/>
+              <w:right w:val="single" w:sz="4" w:space="0" w:color="000000"/>
+            </w:tcBorders>
+            <w:vAlign w:val="center"/>
+          </w:tcPr>
+          <w:p>
+            <w:pPr>
+              <w:spacing w:before="40" w:after="40"/>
+              <w:jc w:val="left"/>
+            </w:pPr>
+            <w:r>
+              <w:rPr>
+                <w:rFonts w:ascii="Adani" w:hAnsi="Adani"/>
+                <w:b w:val="0"/>
+                <w:sz w:val="18"/>
+                <w:u w:val="none"/>
+              </w:rPr>
+              <w:t>U45500GJ2022PTC173073</w:t>
+            </w:r>
+          </w:p>
+        </w:tc>
+        <w:tc>
+          <w:tcPr>
+            <w:tcW w:type="dxa" w:w="4252"/>
+            <w:shd w:val="clear" w:color="auto" w:fill="FFFFFF"/>
+            <w:tcBorders>
+              <w:top w:val="single" w:sz="4" w:space="0" w:color="000000"/>
+              <w:left w:val="single" w:sz="4" w:space="0" w:color="000000"/>
+              <w:bottom w:val="single" w:sz="4" w:space="0" w:color="000000"/>
+              <w:right w:val="single" w:sz="4" w:space="0" w:color="000000"/>
+            </w:tcBorders>
+            <w:vAlign w:val="center"/>
+          </w:tcPr>
+          <w:p>
+            <w:pPr>
+              <w:spacing w:before="40" w:after="40"/>
+              <w:jc w:val="left"/>
+            </w:pPr>
+            <w:r>
+              <w:rPr>
+                <w:rFonts w:ascii="Adani" w:hAnsi="Adani"/>
+                <w:b w:val="0"/>
+                <w:sz w:val="18"/>
+                <w:u w:val="none"/>
+              </w:rPr>
+              <w:t>VIDIP REALTORS PRIVATE LIMITED</w:t>
+            </w:r>
+          </w:p>
+        </w:tc>
+        <w:tc>
+          <w:tcPr>
+            <w:tcW w:type="dxa" w:w="1587"/>
+            <w:shd w:val="clear" w:color="auto" w:fill="FFFFFF"/>
+            <w:tcBorders>
+              <w:top w:val="single" w:sz="4" w:space="0" w:color="000000"/>
+              <w:left w:val="single" w:sz="4" w:space="0" w:color="000000"/>
+              <w:bottom w:val="single" w:sz="4" w:space="0" w:color="000000"/>
+              <w:right w:val="single" w:sz="4" w:space="0" w:color="000000"/>
+            </w:tcBorders>
+            <w:vAlign w:val="center"/>
+          </w:tcPr>
+          <w:p>
+            <w:pPr>
+              <w:spacing w:before="40" w:after="40"/>
+              <w:jc w:val="left"/>
+            </w:pPr>
+            <w:r>
+              <w:rPr>
+                <w:rFonts w:ascii="Adani" w:hAnsi="Adani"/>
+                <w:b w:val="0"/>
+                <w:sz w:val="18"/>
+                <w:u w:val="none"/>
+              </w:rPr>
+              <w:t>Director</w:t>
+            </w:r>
+          </w:p>
+        </w:tc>
+        <w:tc>
+          <w:tcPr>
+            <w:tcW w:type="dxa" w:w="1304"/>
+            <w:shd w:val="clear" w:color="auto" w:fill="FFFFFF"/>
+            <w:tcBorders>
+              <w:top w:val="single" w:sz="4" w:space="0" w:color="000000"/>
+              <w:left w:val="single" w:sz="4" w:space="0" w:color="000000"/>
+              <w:bottom w:val="single" w:sz="4" w:space="0" w:color="000000"/>
+              <w:right w:val="single" w:sz="4" w:space="0" w:color="000000"/>
+            </w:tcBorders>
+            <w:vAlign w:val="center"/>
+          </w:tcPr>
+          <w:p>
+            <w:pPr>
+              <w:spacing w:before="40" w:after="40"/>
+              <w:jc w:val="left"/>
+            </w:pPr>
+            <w:r>
+              <w:rPr>
+                <w:rFonts w:ascii="Adani" w:hAnsi="Adani"/>
+                <w:b w:val="0"/>
+                <w:sz w:val="18"/>
+                <w:u w:val="none"/>
+              </w:rPr>
+              <w:t>30/09/2024</w:t>
+            </w:r>
+          </w:p>
+        </w:tc>
+      </w:tr>
+      <w:tr>
+        <w:tc>
+          <w:tcPr>
+            <w:tcW w:type="dxa" w:w="2268"/>
+            <w:shd w:val="clear" w:color="auto" w:fill="FFFFFF"/>
+            <w:tcBorders>
+              <w:top w:val="single" w:sz="4" w:space="0" w:color="000000"/>
+              <w:left w:val="single" w:sz="4" w:space="0" w:color="000000"/>
+              <w:bottom w:val="single" w:sz="4" w:space="0" w:color="000000"/>
+              <w:right w:val="single" w:sz="4" w:space="0" w:color="000000"/>
+            </w:tcBorders>
+            <w:vAlign w:val="center"/>
+          </w:tcPr>
+          <w:p>
+            <w:pPr>
+              <w:spacing w:before="40" w:after="40"/>
+              <w:jc w:val="left"/>
+            </w:pPr>
+            <w:r>
+              <w:rPr>
+                <w:rFonts w:ascii="Adani" w:hAnsi="Adani"/>
+                <w:b w:val="0"/>
+                <w:sz w:val="18"/>
+                <w:u w:val="none"/>
+              </w:rPr>
               <w:t>U45309GJ2022PTC173072</w:t>
             </w:r>
           </w:p>
@@ -5398,804 +5940,6 @@
                 <w:u w:val="none"/>
               </w:rPr>
               <w:t>30/09/2024</w:t>
-            </w:r>
-          </w:p>
-        </w:tc>
-      </w:tr>
-      <w:tr>
-        <w:tc>
-          <w:tcPr>
-            <w:tcW w:type="dxa" w:w="2268"/>
-            <w:shd w:val="clear" w:color="auto" w:fill="FFFFFF"/>
-            <w:tcBorders>
-              <w:top w:val="single" w:sz="4" w:space="0" w:color="000000"/>
-              <w:left w:val="single" w:sz="4" w:space="0" w:color="000000"/>
-              <w:bottom w:val="single" w:sz="4" w:space="0" w:color="000000"/>
-              <w:right w:val="single" w:sz="4" w:space="0" w:color="000000"/>
-            </w:tcBorders>
-            <w:vAlign w:val="center"/>
-          </w:tcPr>
-          <w:p>
-            <w:pPr>
-              <w:spacing w:before="40" w:after="40"/>
-              <w:jc w:val="left"/>
-            </w:pPr>
-            <w:r>
-              <w:rPr>
-                <w:rFonts w:ascii="Adani" w:hAnsi="Adani"/>
-                <w:b w:val="0"/>
-                <w:sz w:val="18"/>
-                <w:u w:val="none"/>
-              </w:rPr>
-              <w:t>U68200GJ2023PTC173498</w:t>
-            </w:r>
-          </w:p>
-        </w:tc>
-        <w:tc>
-          <w:tcPr>
-            <w:tcW w:type="dxa" w:w="4252"/>
-            <w:shd w:val="clear" w:color="auto" w:fill="FFFFFF"/>
-            <w:tcBorders>
-              <w:top w:val="single" w:sz="4" w:space="0" w:color="000000"/>
-              <w:left w:val="single" w:sz="4" w:space="0" w:color="000000"/>
-              <w:bottom w:val="single" w:sz="4" w:space="0" w:color="000000"/>
-              <w:right w:val="single" w:sz="4" w:space="0" w:color="000000"/>
-            </w:tcBorders>
-            <w:vAlign w:val="center"/>
-          </w:tcPr>
-          <w:p>
-            <w:pPr>
-              <w:spacing w:before="40" w:after="40"/>
-              <w:jc w:val="left"/>
-            </w:pPr>
-            <w:r>
-              <w:rPr>
-                <w:rFonts w:ascii="Adani" w:hAnsi="Adani"/>
-                <w:b w:val="0"/>
-                <w:sz w:val="18"/>
-                <w:u w:val="none"/>
-              </w:rPr>
-              <w:t>WEST PEAK DATA CENTER PRIVATE LIMITED</w:t>
-            </w:r>
-          </w:p>
-        </w:tc>
-        <w:tc>
-          <w:tcPr>
-            <w:tcW w:type="dxa" w:w="1587"/>
-            <w:shd w:val="clear" w:color="auto" w:fill="FFFFFF"/>
-            <w:tcBorders>
-              <w:top w:val="single" w:sz="4" w:space="0" w:color="000000"/>
-              <w:left w:val="single" w:sz="4" w:space="0" w:color="000000"/>
-              <w:bottom w:val="single" w:sz="4" w:space="0" w:color="000000"/>
-              <w:right w:val="single" w:sz="4" w:space="0" w:color="000000"/>
-            </w:tcBorders>
-            <w:vAlign w:val="center"/>
-          </w:tcPr>
-          <w:p>
-            <w:pPr>
-              <w:spacing w:before="40" w:after="40"/>
-              <w:jc w:val="left"/>
-            </w:pPr>
-            <w:r>
-              <w:rPr>
-                <w:rFonts w:ascii="Adani" w:hAnsi="Adani"/>
-                <w:b w:val="0"/>
-                <w:sz w:val="18"/>
-                <w:u w:val="none"/>
-              </w:rPr>
-              <w:t>Additional Director</w:t>
-            </w:r>
-          </w:p>
-        </w:tc>
-        <w:tc>
-          <w:tcPr>
-            <w:tcW w:type="dxa" w:w="1304"/>
-            <w:shd w:val="clear" w:color="auto" w:fill="FFFFFF"/>
-            <w:tcBorders>
-              <w:top w:val="single" w:sz="4" w:space="0" w:color="000000"/>
-              <w:left w:val="single" w:sz="4" w:space="0" w:color="000000"/>
-              <w:bottom w:val="single" w:sz="4" w:space="0" w:color="000000"/>
-              <w:right w:val="single" w:sz="4" w:space="0" w:color="000000"/>
-            </w:tcBorders>
-            <w:vAlign w:val="center"/>
-          </w:tcPr>
-          <w:p>
-            <w:pPr>
-              <w:spacing w:before="40" w:after="40"/>
-              <w:jc w:val="left"/>
-            </w:pPr>
-            <w:r>
-              <w:rPr>
-                <w:rFonts w:ascii="Adani" w:hAnsi="Adani"/>
-                <w:b w:val="0"/>
-                <w:sz w:val="18"/>
-                <w:u w:val="none"/>
-              </w:rPr>
-              <w:t>06/06/2024</w:t>
-            </w:r>
-          </w:p>
-        </w:tc>
-      </w:tr>
-      <w:tr>
-        <w:tc>
-          <w:tcPr>
-            <w:tcW w:type="dxa" w:w="2268"/>
-            <w:shd w:val="clear" w:color="auto" w:fill="FFFFFF"/>
-            <w:tcBorders>
-              <w:top w:val="single" w:sz="4" w:space="0" w:color="000000"/>
-              <w:left w:val="single" w:sz="4" w:space="0" w:color="000000"/>
-              <w:bottom w:val="single" w:sz="4" w:space="0" w:color="000000"/>
-              <w:right w:val="single" w:sz="4" w:space="0" w:color="000000"/>
-            </w:tcBorders>
-            <w:vAlign w:val="center"/>
-          </w:tcPr>
-          <w:p>
-            <w:pPr>
-              <w:spacing w:before="40" w:after="40"/>
-              <w:jc w:val="left"/>
-            </w:pPr>
-            <w:r>
-              <w:rPr>
-                <w:rFonts w:ascii="Adani" w:hAnsi="Adani"/>
-                <w:b w:val="0"/>
-                <w:sz w:val="18"/>
-                <w:u w:val="none"/>
-              </w:rPr>
-              <w:t>U68100GJ2023PTC173497</w:t>
-            </w:r>
-          </w:p>
-        </w:tc>
-        <w:tc>
-          <w:tcPr>
-            <w:tcW w:type="dxa" w:w="4252"/>
-            <w:shd w:val="clear" w:color="auto" w:fill="FFFFFF"/>
-            <w:tcBorders>
-              <w:top w:val="single" w:sz="4" w:space="0" w:color="000000"/>
-              <w:left w:val="single" w:sz="4" w:space="0" w:color="000000"/>
-              <w:bottom w:val="single" w:sz="4" w:space="0" w:color="000000"/>
-              <w:right w:val="single" w:sz="4" w:space="0" w:color="000000"/>
-            </w:tcBorders>
-            <w:vAlign w:val="center"/>
-          </w:tcPr>
-          <w:p>
-            <w:pPr>
-              <w:spacing w:before="40" w:after="40"/>
-              <w:jc w:val="left"/>
-            </w:pPr>
-            <w:r>
-              <w:rPr>
-                <w:rFonts w:ascii="Adani" w:hAnsi="Adani"/>
-                <w:b w:val="0"/>
-                <w:sz w:val="18"/>
-                <w:u w:val="none"/>
-              </w:rPr>
-              <w:t>RG DATA CENTER PRIVATE LIMITED</w:t>
-            </w:r>
-          </w:p>
-        </w:tc>
-        <w:tc>
-          <w:tcPr>
-            <w:tcW w:type="dxa" w:w="1587"/>
-            <w:shd w:val="clear" w:color="auto" w:fill="FFFFFF"/>
-            <w:tcBorders>
-              <w:top w:val="single" w:sz="4" w:space="0" w:color="000000"/>
-              <w:left w:val="single" w:sz="4" w:space="0" w:color="000000"/>
-              <w:bottom w:val="single" w:sz="4" w:space="0" w:color="000000"/>
-              <w:right w:val="single" w:sz="4" w:space="0" w:color="000000"/>
-            </w:tcBorders>
-            <w:vAlign w:val="center"/>
-          </w:tcPr>
-          <w:p>
-            <w:pPr>
-              <w:spacing w:before="40" w:after="40"/>
-              <w:jc w:val="left"/>
-            </w:pPr>
-            <w:r>
-              <w:rPr>
-                <w:rFonts w:ascii="Adani" w:hAnsi="Adani"/>
-                <w:b w:val="0"/>
-                <w:sz w:val="18"/>
-                <w:u w:val="none"/>
-              </w:rPr>
-              <w:t>Additional Director</w:t>
-            </w:r>
-          </w:p>
-        </w:tc>
-        <w:tc>
-          <w:tcPr>
-            <w:tcW w:type="dxa" w:w="1304"/>
-            <w:shd w:val="clear" w:color="auto" w:fill="FFFFFF"/>
-            <w:tcBorders>
-              <w:top w:val="single" w:sz="4" w:space="0" w:color="000000"/>
-              <w:left w:val="single" w:sz="4" w:space="0" w:color="000000"/>
-              <w:bottom w:val="single" w:sz="4" w:space="0" w:color="000000"/>
-              <w:right w:val="single" w:sz="4" w:space="0" w:color="000000"/>
-            </w:tcBorders>
-            <w:vAlign w:val="center"/>
-          </w:tcPr>
-          <w:p>
-            <w:pPr>
-              <w:spacing w:before="40" w:after="40"/>
-              <w:jc w:val="left"/>
-            </w:pPr>
-            <w:r>
-              <w:rPr>
-                <w:rFonts w:ascii="Adani" w:hAnsi="Adani"/>
-                <w:b w:val="0"/>
-                <w:sz w:val="18"/>
-                <w:u w:val="none"/>
-              </w:rPr>
-              <w:t>04/06/2024</w:t>
-            </w:r>
-          </w:p>
-        </w:tc>
-      </w:tr>
-      <w:tr>
-        <w:tc>
-          <w:tcPr>
-            <w:tcW w:type="dxa" w:w="2268"/>
-            <w:shd w:val="clear" w:color="auto" w:fill="FFFFFF"/>
-            <w:tcBorders>
-              <w:top w:val="single" w:sz="4" w:space="0" w:color="000000"/>
-              <w:left w:val="single" w:sz="4" w:space="0" w:color="000000"/>
-              <w:bottom w:val="single" w:sz="4" w:space="0" w:color="000000"/>
-              <w:right w:val="single" w:sz="4" w:space="0" w:color="000000"/>
-            </w:tcBorders>
-            <w:vAlign w:val="center"/>
-          </w:tcPr>
-          <w:p>
-            <w:pPr>
-              <w:spacing w:before="40" w:after="40"/>
-              <w:jc w:val="left"/>
-            </w:pPr>
-            <w:r>
-              <w:rPr>
-                <w:rFonts w:ascii="Adani" w:hAnsi="Adani"/>
-                <w:b w:val="0"/>
-                <w:sz w:val="18"/>
-                <w:u w:val="none"/>
-              </w:rPr>
-              <w:t>U01100HR2020PTC085741</w:t>
-            </w:r>
-          </w:p>
-        </w:tc>
-        <w:tc>
-          <w:tcPr>
-            <w:tcW w:type="dxa" w:w="4252"/>
-            <w:shd w:val="clear" w:color="auto" w:fill="FFFFFF"/>
-            <w:tcBorders>
-              <w:top w:val="single" w:sz="4" w:space="0" w:color="000000"/>
-              <w:left w:val="single" w:sz="4" w:space="0" w:color="000000"/>
-              <w:bottom w:val="single" w:sz="4" w:space="0" w:color="000000"/>
-              <w:right w:val="single" w:sz="4" w:space="0" w:color="000000"/>
-            </w:tcBorders>
-            <w:vAlign w:val="center"/>
-          </w:tcPr>
-          <w:p>
-            <w:pPr>
-              <w:spacing w:before="40" w:after="40"/>
-              <w:jc w:val="left"/>
-            </w:pPr>
-            <w:r>
-              <w:rPr>
-                <w:rFonts w:ascii="Adani" w:hAnsi="Adani"/>
-                <w:b w:val="0"/>
-                <w:sz w:val="18"/>
-                <w:u w:val="none"/>
-              </w:rPr>
-              <w:t>SEED BIOCOAT PRIVATE LIMITED</w:t>
-            </w:r>
-          </w:p>
-        </w:tc>
-        <w:tc>
-          <w:tcPr>
-            <w:tcW w:type="dxa" w:w="1587"/>
-            <w:shd w:val="clear" w:color="auto" w:fill="FFFFFF"/>
-            <w:tcBorders>
-              <w:top w:val="single" w:sz="4" w:space="0" w:color="000000"/>
-              <w:left w:val="single" w:sz="4" w:space="0" w:color="000000"/>
-              <w:bottom w:val="single" w:sz="4" w:space="0" w:color="000000"/>
-              <w:right w:val="single" w:sz="4" w:space="0" w:color="000000"/>
-            </w:tcBorders>
-            <w:vAlign w:val="center"/>
-          </w:tcPr>
-          <w:p>
-            <w:pPr>
-              <w:spacing w:before="40" w:after="40"/>
-              <w:jc w:val="left"/>
-            </w:pPr>
-            <w:r>
-              <w:rPr>
-                <w:rFonts w:ascii="Adani" w:hAnsi="Adani"/>
-                <w:b w:val="0"/>
-                <w:sz w:val="18"/>
-                <w:u w:val="none"/>
-              </w:rPr>
-              <w:t>Additional Director</w:t>
-            </w:r>
-          </w:p>
-        </w:tc>
-        <w:tc>
-          <w:tcPr>
-            <w:tcW w:type="dxa" w:w="1304"/>
-            <w:shd w:val="clear" w:color="auto" w:fill="FFFFFF"/>
-            <w:tcBorders>
-              <w:top w:val="single" w:sz="4" w:space="0" w:color="000000"/>
-              <w:left w:val="single" w:sz="4" w:space="0" w:color="000000"/>
-              <w:bottom w:val="single" w:sz="4" w:space="0" w:color="000000"/>
-              <w:right w:val="single" w:sz="4" w:space="0" w:color="000000"/>
-            </w:tcBorders>
-            <w:vAlign w:val="center"/>
-          </w:tcPr>
-          <w:p>
-            <w:pPr>
-              <w:spacing w:before="40" w:after="40"/>
-              <w:jc w:val="left"/>
-            </w:pPr>
-            <w:r>
-              <w:rPr>
-                <w:rFonts w:ascii="Adani" w:hAnsi="Adani"/>
-                <w:b w:val="0"/>
-                <w:sz w:val="18"/>
-                <w:u w:val="none"/>
-              </w:rPr>
-              <w:t>08/05/2024</w:t>
-            </w:r>
-          </w:p>
-        </w:tc>
-      </w:tr>
-      <w:tr>
-        <w:tc>
-          <w:tcPr>
-            <w:tcW w:type="dxa" w:w="2268"/>
-            <w:shd w:val="clear" w:color="auto" w:fill="FFFFFF"/>
-            <w:tcBorders>
-              <w:top w:val="single" w:sz="4" w:space="0" w:color="000000"/>
-              <w:left w:val="single" w:sz="4" w:space="0" w:color="000000"/>
-              <w:bottom w:val="single" w:sz="4" w:space="0" w:color="000000"/>
-              <w:right w:val="single" w:sz="4" w:space="0" w:color="000000"/>
-            </w:tcBorders>
-            <w:vAlign w:val="center"/>
-          </w:tcPr>
-          <w:p>
-            <w:pPr>
-              <w:spacing w:before="40" w:after="40"/>
-              <w:jc w:val="left"/>
-            </w:pPr>
-            <w:r>
-              <w:rPr>
-                <w:rFonts w:ascii="Adani" w:hAnsi="Adani"/>
-                <w:b w:val="0"/>
-                <w:sz w:val="18"/>
-                <w:u w:val="none"/>
-              </w:rPr>
-              <w:t>U43900GJ2023PTC173505</w:t>
-            </w:r>
-          </w:p>
-        </w:tc>
-        <w:tc>
-          <w:tcPr>
-            <w:tcW w:type="dxa" w:w="4252"/>
-            <w:shd w:val="clear" w:color="auto" w:fill="FFFFFF"/>
-            <w:tcBorders>
-              <w:top w:val="single" w:sz="4" w:space="0" w:color="000000"/>
-              <w:left w:val="single" w:sz="4" w:space="0" w:color="000000"/>
-              <w:bottom w:val="single" w:sz="4" w:space="0" w:color="000000"/>
-              <w:right w:val="single" w:sz="4" w:space="0" w:color="000000"/>
-            </w:tcBorders>
-            <w:vAlign w:val="center"/>
-          </w:tcPr>
-          <w:p>
-            <w:pPr>
-              <w:spacing w:before="40" w:after="40"/>
-              <w:jc w:val="left"/>
-            </w:pPr>
-            <w:r>
-              <w:rPr>
-                <w:rFonts w:ascii="Adani" w:hAnsi="Adani"/>
-                <w:b w:val="0"/>
-                <w:sz w:val="18"/>
-                <w:u w:val="none"/>
-              </w:rPr>
-              <w:t>SARWA PROJECTS PRIVATE LIMITED</w:t>
-            </w:r>
-          </w:p>
-        </w:tc>
-        <w:tc>
-          <w:tcPr>
-            <w:tcW w:type="dxa" w:w="1587"/>
-            <w:shd w:val="clear" w:color="auto" w:fill="FFFFFF"/>
-            <w:tcBorders>
-              <w:top w:val="single" w:sz="4" w:space="0" w:color="000000"/>
-              <w:left w:val="single" w:sz="4" w:space="0" w:color="000000"/>
-              <w:bottom w:val="single" w:sz="4" w:space="0" w:color="000000"/>
-              <w:right w:val="single" w:sz="4" w:space="0" w:color="000000"/>
-            </w:tcBorders>
-            <w:vAlign w:val="center"/>
-          </w:tcPr>
-          <w:p>
-            <w:pPr>
-              <w:spacing w:before="40" w:after="40"/>
-              <w:jc w:val="left"/>
-            </w:pPr>
-            <w:r>
-              <w:rPr>
-                <w:rFonts w:ascii="Adani" w:hAnsi="Adani"/>
-                <w:b w:val="0"/>
-                <w:sz w:val="18"/>
-                <w:u w:val="none"/>
-              </w:rPr>
-              <w:t>Additional Director</w:t>
-            </w:r>
-          </w:p>
-        </w:tc>
-        <w:tc>
-          <w:tcPr>
-            <w:tcW w:type="dxa" w:w="1304"/>
-            <w:shd w:val="clear" w:color="auto" w:fill="FFFFFF"/>
-            <w:tcBorders>
-              <w:top w:val="single" w:sz="4" w:space="0" w:color="000000"/>
-              <w:left w:val="single" w:sz="4" w:space="0" w:color="000000"/>
-              <w:bottom w:val="single" w:sz="4" w:space="0" w:color="000000"/>
-              <w:right w:val="single" w:sz="4" w:space="0" w:color="000000"/>
-            </w:tcBorders>
-            <w:vAlign w:val="center"/>
-          </w:tcPr>
-          <w:p>
-            <w:pPr>
-              <w:spacing w:before="40" w:after="40"/>
-              <w:jc w:val="left"/>
-            </w:pPr>
-            <w:r>
-              <w:rPr>
-                <w:rFonts w:ascii="Adani" w:hAnsi="Adani"/>
-                <w:b w:val="0"/>
-                <w:sz w:val="18"/>
-                <w:u w:val="none"/>
-              </w:rPr>
-              <w:t>03/05/2024</w:t>
-            </w:r>
-          </w:p>
-        </w:tc>
-      </w:tr>
-      <w:tr>
-        <w:tc>
-          <w:tcPr>
-            <w:tcW w:type="dxa" w:w="2268"/>
-            <w:shd w:val="clear" w:color="auto" w:fill="FFFFFF"/>
-            <w:tcBorders>
-              <w:top w:val="single" w:sz="4" w:space="0" w:color="000000"/>
-              <w:left w:val="single" w:sz="4" w:space="0" w:color="000000"/>
-              <w:bottom w:val="single" w:sz="4" w:space="0" w:color="000000"/>
-              <w:right w:val="single" w:sz="4" w:space="0" w:color="000000"/>
-            </w:tcBorders>
-            <w:vAlign w:val="center"/>
-          </w:tcPr>
-          <w:p>
-            <w:pPr>
-              <w:spacing w:before="40" w:after="40"/>
-              <w:jc w:val="left"/>
-            </w:pPr>
-            <w:r>
-              <w:rPr>
-                <w:rFonts w:ascii="Adani" w:hAnsi="Adani"/>
-                <w:b w:val="0"/>
-                <w:sz w:val="18"/>
-                <w:u w:val="none"/>
-              </w:rPr>
-              <w:t>U68100PN2023PTC224522</w:t>
-            </w:r>
-          </w:p>
-        </w:tc>
-        <w:tc>
-          <w:tcPr>
-            <w:tcW w:type="dxa" w:w="4252"/>
-            <w:shd w:val="clear" w:color="auto" w:fill="FFFFFF"/>
-            <w:tcBorders>
-              <w:top w:val="single" w:sz="4" w:space="0" w:color="000000"/>
-              <w:left w:val="single" w:sz="4" w:space="0" w:color="000000"/>
-              <w:bottom w:val="single" w:sz="4" w:space="0" w:color="000000"/>
-              <w:right w:val="single" w:sz="4" w:space="0" w:color="000000"/>
-            </w:tcBorders>
-            <w:vAlign w:val="center"/>
-          </w:tcPr>
-          <w:p>
-            <w:pPr>
-              <w:spacing w:before="40" w:after="40"/>
-              <w:jc w:val="left"/>
-            </w:pPr>
-            <w:r>
-              <w:rPr>
-                <w:rFonts w:ascii="Adani" w:hAnsi="Adani"/>
-                <w:b w:val="0"/>
-                <w:sz w:val="18"/>
-                <w:u w:val="none"/>
-              </w:rPr>
-              <w:t>NIHITA GREEN ENERGY PRIVATE LIMITED</w:t>
-            </w:r>
-          </w:p>
-        </w:tc>
-        <w:tc>
-          <w:tcPr>
-            <w:tcW w:type="dxa" w:w="1587"/>
-            <w:shd w:val="clear" w:color="auto" w:fill="FFFFFF"/>
-            <w:tcBorders>
-              <w:top w:val="single" w:sz="4" w:space="0" w:color="000000"/>
-              <w:left w:val="single" w:sz="4" w:space="0" w:color="000000"/>
-              <w:bottom w:val="single" w:sz="4" w:space="0" w:color="000000"/>
-              <w:right w:val="single" w:sz="4" w:space="0" w:color="000000"/>
-            </w:tcBorders>
-            <w:vAlign w:val="center"/>
-          </w:tcPr>
-          <w:p>
-            <w:pPr>
-              <w:spacing w:before="40" w:after="40"/>
-              <w:jc w:val="left"/>
-            </w:pPr>
-            <w:r>
-              <w:rPr>
-                <w:rFonts w:ascii="Adani" w:hAnsi="Adani"/>
-                <w:b w:val="0"/>
-                <w:sz w:val="18"/>
-                <w:u w:val="none"/>
-              </w:rPr>
-              <w:t>Additional Director</w:t>
-            </w:r>
-          </w:p>
-        </w:tc>
-        <w:tc>
-          <w:tcPr>
-            <w:tcW w:type="dxa" w:w="1304"/>
-            <w:shd w:val="clear" w:color="auto" w:fill="FFFFFF"/>
-            <w:tcBorders>
-              <w:top w:val="single" w:sz="4" w:space="0" w:color="000000"/>
-              <w:left w:val="single" w:sz="4" w:space="0" w:color="000000"/>
-              <w:bottom w:val="single" w:sz="4" w:space="0" w:color="000000"/>
-              <w:right w:val="single" w:sz="4" w:space="0" w:color="000000"/>
-            </w:tcBorders>
-            <w:vAlign w:val="center"/>
-          </w:tcPr>
-          <w:p>
-            <w:pPr>
-              <w:spacing w:before="40" w:after="40"/>
-              <w:jc w:val="left"/>
-            </w:pPr>
-            <w:r>
-              <w:rPr>
-                <w:rFonts w:ascii="Adani" w:hAnsi="Adani"/>
-                <w:b w:val="0"/>
-                <w:sz w:val="18"/>
-                <w:u w:val="none"/>
-              </w:rPr>
-              <w:t>30/04/2024</w:t>
-            </w:r>
-          </w:p>
-        </w:tc>
-      </w:tr>
-      <w:tr>
-        <w:tc>
-          <w:tcPr>
-            <w:tcW w:type="dxa" w:w="2268"/>
-            <w:shd w:val="clear" w:color="auto" w:fill="FFFFFF"/>
-            <w:tcBorders>
-              <w:top w:val="single" w:sz="4" w:space="0" w:color="000000"/>
-              <w:left w:val="single" w:sz="4" w:space="0" w:color="000000"/>
-              <w:bottom w:val="single" w:sz="4" w:space="0" w:color="000000"/>
-              <w:right w:val="single" w:sz="4" w:space="0" w:color="000000"/>
-            </w:tcBorders>
-            <w:vAlign w:val="center"/>
-          </w:tcPr>
-          <w:p>
-            <w:pPr>
-              <w:spacing w:before="40" w:after="40"/>
-              <w:jc w:val="left"/>
-            </w:pPr>
-            <w:r>
-              <w:rPr>
-                <w:rFonts w:ascii="Adani" w:hAnsi="Adani"/>
-                <w:b w:val="0"/>
-                <w:sz w:val="18"/>
-                <w:u w:val="none"/>
-              </w:rPr>
-              <w:t>U45500GJ2022PTC173073</w:t>
-            </w:r>
-          </w:p>
-        </w:tc>
-        <w:tc>
-          <w:tcPr>
-            <w:tcW w:type="dxa" w:w="4252"/>
-            <w:shd w:val="clear" w:color="auto" w:fill="FFFFFF"/>
-            <w:tcBorders>
-              <w:top w:val="single" w:sz="4" w:space="0" w:color="000000"/>
-              <w:left w:val="single" w:sz="4" w:space="0" w:color="000000"/>
-              <w:bottom w:val="single" w:sz="4" w:space="0" w:color="000000"/>
-              <w:right w:val="single" w:sz="4" w:space="0" w:color="000000"/>
-            </w:tcBorders>
-            <w:vAlign w:val="center"/>
-          </w:tcPr>
-          <w:p>
-            <w:pPr>
-              <w:spacing w:before="40" w:after="40"/>
-              <w:jc w:val="left"/>
-            </w:pPr>
-            <w:r>
-              <w:rPr>
-                <w:rFonts w:ascii="Adani" w:hAnsi="Adani"/>
-                <w:b w:val="0"/>
-                <w:sz w:val="18"/>
-                <w:u w:val="none"/>
-              </w:rPr>
-              <w:t>VIDIP REALTORS PRIVATE LIMITED</w:t>
-            </w:r>
-          </w:p>
-        </w:tc>
-        <w:tc>
-          <w:tcPr>
-            <w:tcW w:type="dxa" w:w="1587"/>
-            <w:shd w:val="clear" w:color="auto" w:fill="FFFFFF"/>
-            <w:tcBorders>
-              <w:top w:val="single" w:sz="4" w:space="0" w:color="000000"/>
-              <w:left w:val="single" w:sz="4" w:space="0" w:color="000000"/>
-              <w:bottom w:val="single" w:sz="4" w:space="0" w:color="000000"/>
-              <w:right w:val="single" w:sz="4" w:space="0" w:color="000000"/>
-            </w:tcBorders>
-            <w:vAlign w:val="center"/>
-          </w:tcPr>
-          <w:p>
-            <w:pPr>
-              <w:spacing w:before="40" w:after="40"/>
-              <w:jc w:val="left"/>
-            </w:pPr>
-            <w:r>
-              <w:rPr>
-                <w:rFonts w:ascii="Adani" w:hAnsi="Adani"/>
-                <w:b w:val="0"/>
-                <w:sz w:val="18"/>
-                <w:u w:val="none"/>
-              </w:rPr>
-              <w:t>Additional Director</w:t>
-            </w:r>
-          </w:p>
-        </w:tc>
-        <w:tc>
-          <w:tcPr>
-            <w:tcW w:type="dxa" w:w="1304"/>
-            <w:shd w:val="clear" w:color="auto" w:fill="FFFFFF"/>
-            <w:tcBorders>
-              <w:top w:val="single" w:sz="4" w:space="0" w:color="000000"/>
-              <w:left w:val="single" w:sz="4" w:space="0" w:color="000000"/>
-              <w:bottom w:val="single" w:sz="4" w:space="0" w:color="000000"/>
-              <w:right w:val="single" w:sz="4" w:space="0" w:color="000000"/>
-            </w:tcBorders>
-            <w:vAlign w:val="center"/>
-          </w:tcPr>
-          <w:p>
-            <w:pPr>
-              <w:spacing w:before="40" w:after="40"/>
-              <w:jc w:val="left"/>
-            </w:pPr>
-            <w:r>
-              <w:rPr>
-                <w:rFonts w:ascii="Adani" w:hAnsi="Adani"/>
-                <w:b w:val="0"/>
-                <w:sz w:val="18"/>
-                <w:u w:val="none"/>
-              </w:rPr>
-              <w:t>30/04/2024</w:t>
-            </w:r>
-          </w:p>
-        </w:tc>
-      </w:tr>
-      <w:tr>
-        <w:tc>
-          <w:tcPr>
-            <w:tcW w:type="dxa" w:w="2268"/>
-            <w:shd w:val="clear" w:color="auto" w:fill="FFFFFF"/>
-            <w:tcBorders>
-              <w:top w:val="single" w:sz="4" w:space="0" w:color="000000"/>
-              <w:left w:val="single" w:sz="4" w:space="0" w:color="000000"/>
-              <w:bottom w:val="single" w:sz="4" w:space="0" w:color="000000"/>
-              <w:right w:val="single" w:sz="4" w:space="0" w:color="000000"/>
-            </w:tcBorders>
-            <w:vAlign w:val="center"/>
-          </w:tcPr>
-          <w:p>
-            <w:pPr>
-              <w:spacing w:before="40" w:after="40"/>
-              <w:jc w:val="left"/>
-            </w:pPr>
-            <w:r>
-              <w:rPr>
-                <w:rFonts w:ascii="Adani" w:hAnsi="Adani"/>
-                <w:b w:val="0"/>
-                <w:sz w:val="18"/>
-                <w:u w:val="none"/>
-              </w:rPr>
-              <w:t>U68100GJ2023PTC173504</w:t>
-            </w:r>
-          </w:p>
-        </w:tc>
-        <w:tc>
-          <w:tcPr>
-            <w:tcW w:type="dxa" w:w="4252"/>
-            <w:shd w:val="clear" w:color="auto" w:fill="FFFFFF"/>
-            <w:tcBorders>
-              <w:top w:val="single" w:sz="4" w:space="0" w:color="000000"/>
-              <w:left w:val="single" w:sz="4" w:space="0" w:color="000000"/>
-              <w:bottom w:val="single" w:sz="4" w:space="0" w:color="000000"/>
-              <w:right w:val="single" w:sz="4" w:space="0" w:color="000000"/>
-            </w:tcBorders>
-            <w:vAlign w:val="center"/>
-          </w:tcPr>
-          <w:p>
-            <w:pPr>
-              <w:spacing w:before="40" w:after="40"/>
-              <w:jc w:val="left"/>
-            </w:pPr>
-            <w:r>
-              <w:rPr>
-                <w:rFonts w:ascii="Adani" w:hAnsi="Adani"/>
-                <w:b w:val="0"/>
-                <w:sz w:val="18"/>
-                <w:u w:val="none"/>
-              </w:rPr>
-              <w:t>NIHITA GREEN ENERGY PRIVATE LIMITED</w:t>
-            </w:r>
-          </w:p>
-        </w:tc>
-        <w:tc>
-          <w:tcPr>
-            <w:tcW w:type="dxa" w:w="1587"/>
-            <w:shd w:val="clear" w:color="auto" w:fill="FFFFFF"/>
-            <w:tcBorders>
-              <w:top w:val="single" w:sz="4" w:space="0" w:color="000000"/>
-              <w:left w:val="single" w:sz="4" w:space="0" w:color="000000"/>
-              <w:bottom w:val="single" w:sz="4" w:space="0" w:color="000000"/>
-              <w:right w:val="single" w:sz="4" w:space="0" w:color="000000"/>
-            </w:tcBorders>
-            <w:vAlign w:val="center"/>
-          </w:tcPr>
-          <w:p>
-            <w:pPr>
-              <w:spacing w:before="40" w:after="40"/>
-              <w:jc w:val="left"/>
-            </w:pPr>
-            <w:r>
-              <w:rPr>
-                <w:rFonts w:ascii="Adani" w:hAnsi="Adani"/>
-                <w:b w:val="0"/>
-                <w:sz w:val="18"/>
-                <w:u w:val="none"/>
-              </w:rPr>
-              <w:t>Additional Director</w:t>
-            </w:r>
-          </w:p>
-        </w:tc>
-        <w:tc>
-          <w:tcPr>
-            <w:tcW w:type="dxa" w:w="1304"/>
-            <w:shd w:val="clear" w:color="auto" w:fill="FFFFFF"/>
-            <w:tcBorders>
-              <w:top w:val="single" w:sz="4" w:space="0" w:color="000000"/>
-              <w:left w:val="single" w:sz="4" w:space="0" w:color="000000"/>
-              <w:bottom w:val="single" w:sz="4" w:space="0" w:color="000000"/>
-              <w:right w:val="single" w:sz="4" w:space="0" w:color="000000"/>
-            </w:tcBorders>
-            <w:vAlign w:val="center"/>
-          </w:tcPr>
-          <w:p>
-            <w:pPr>
-              <w:spacing w:before="40" w:after="40"/>
-              <w:jc w:val="left"/>
-            </w:pPr>
-            <w:r>
-              <w:rPr>
-                <w:rFonts w:ascii="Adani" w:hAnsi="Adani"/>
-                <w:b w:val="0"/>
-                <w:sz w:val="18"/>
-                <w:u w:val="none"/>
-              </w:rPr>
-              <w:t>30/04/2024</w:t>
             </w:r>
           </w:p>
         </w:tc>
